--- a/Astronomy_data_Analysis/gaia 항성 데이터분석 프로젝트 설계 문서.docx
+++ b/Astronomy_data_Analysis/gaia 항성 데이터분석 프로젝트 설계 문서.docx
@@ -12,7 +12,7 @@
       </w:sdtPr>
       <w:sdtEndPr>
         <w:rPr>
-          <w:rFonts w:eastAsiaTheme="minorHAnsi" w:cs="Gulim"/>
+          <w:rFonts w:eastAsiaTheme="minorHAnsi" w:cs="굴림"/>
           <w:b/>
           <w:bCs/>
           <w:kern w:val="36"/>
@@ -30,7 +30,7 @@
             <w:autoSpaceDE/>
             <w:autoSpaceDN/>
             <w:rPr>
-              <w:rFonts w:eastAsiaTheme="minorHAnsi" w:cs="Gulim" w:hint="eastAsia"/>
+              <w:rFonts w:eastAsiaTheme="minorHAnsi" w:cs="굴림"/>
               <w:b/>
               <w:bCs/>
               <w:kern w:val="36"/>
@@ -46,7 +46,7 @@
             <mc:AlternateContent>
               <mc:Choice Requires="wps">
                 <w:drawing>
-                  <wp:anchor distT="0" distB="0" distL="182880" distR="182880" simplePos="0" relativeHeight="251660288" behindDoc="0" locked="0" layoutInCell="1" allowOverlap="1" wp14:anchorId="33E8EF03" wp14:editId="0A2620AF">
+                  <wp:anchor distT="0" distB="0" distL="182880" distR="182880" simplePos="0" relativeHeight="251660288" behindDoc="0" locked="0" layoutInCell="1" allowOverlap="1" wp14:anchorId="0DF50143" wp14:editId="0B3E14FA">
                     <wp:simplePos x="0" y="0"/>
                     <wp:positionH relativeFrom="margin">
                       <wp:posOffset>441325</wp:posOffset>
@@ -106,7 +106,7 @@
                                 <w:sdt>
                                   <w:sdtPr>
                                     <w:rPr>
-                                      <w:rFonts w:eastAsiaTheme="minorHAnsi" w:cs="Gulim"/>
+                                      <w:rFonts w:eastAsiaTheme="minorHAnsi" w:cs="굴림"/>
                                       <w:b/>
                                       <w:bCs/>
                                       <w:kern w:val="36"/>
@@ -122,7 +122,7 @@
                                   <w:sdtContent>
                                     <w:r>
                                       <w:rPr>
-                                        <w:rFonts w:eastAsiaTheme="minorHAnsi" w:cs="Gulim"/>
+                                        <w:rFonts w:eastAsiaTheme="minorHAnsi" w:cs="굴림"/>
                                         <w:b/>
                                         <w:bCs/>
                                         <w:kern w:val="36"/>
@@ -134,7 +134,7 @@
                                     </w:r>
                                     <w:r>
                                       <w:rPr>
-                                        <w:rFonts w:eastAsiaTheme="minorHAnsi" w:cs="Gulim" w:hint="eastAsia"/>
+                                        <w:rFonts w:eastAsiaTheme="minorHAnsi" w:cs="굴림" w:hint="eastAsia"/>
                                         <w:b/>
                                         <w:bCs/>
                                         <w:kern w:val="36"/>
@@ -146,7 +146,7 @@
                                     </w:r>
                                     <w:r>
                                       <w:rPr>
-                                        <w:rFonts w:eastAsiaTheme="minorHAnsi" w:cs="Gulim"/>
+                                        <w:rFonts w:eastAsiaTheme="minorHAnsi" w:cs="굴림"/>
                                         <w:b/>
                                         <w:bCs/>
                                         <w:kern w:val="36"/>
@@ -423,7 +423,7 @@
             <mc:AlternateContent>
               <mc:Choice Requires="wps">
                 <w:drawing>
-                  <wp:anchor distT="0" distB="0" distL="114300" distR="114300" simplePos="0" relativeHeight="251659264" behindDoc="0" locked="0" layoutInCell="1" allowOverlap="1" wp14:anchorId="73C08957" wp14:editId="3C61B3CC">
+                  <wp:anchor distT="0" distB="0" distL="114300" distR="114300" simplePos="0" relativeHeight="251659264" behindDoc="0" locked="0" layoutInCell="1" allowOverlap="1" wp14:anchorId="67B75FAF" wp14:editId="00DEA481">
                     <wp:simplePos x="0" y="0"/>
                     <wp:positionH relativeFrom="margin">
                       <wp:align>right</wp:align>
@@ -603,7 +603,7 @@
           </w:r>
           <w:r>
             <w:rPr>
-              <w:rFonts w:eastAsiaTheme="minorHAnsi" w:cs="Gulim"/>
+              <w:rFonts w:eastAsiaTheme="minorHAnsi" w:cs="굴림"/>
               <w:b/>
               <w:bCs/>
               <w:kern w:val="36"/>
@@ -621,7 +621,7 @@
               <w:tab w:val="right" w:pos="9016"/>
             </w:tabs>
             <w:rPr>
-              <w:rFonts w:cs="Gulim" w:hint="eastAsia"/>
+              <w:rFonts w:cs="굴림"/>
               <w:b/>
               <w:bCs/>
               <w:kern w:val="36"/>
@@ -632,7 +632,7 @@
           </w:pPr>
           <w:r>
             <w:rPr>
-              <w:rFonts w:cs="Gulim" w:hint="eastAsia"/>
+              <w:rFonts w:cs="굴림" w:hint="eastAsia"/>
               <w:b/>
               <w:bCs/>
               <w:kern w:val="36"/>
@@ -651,7 +651,7 @@
               <w:tab w:val="right" w:pos="9016"/>
             </w:tabs>
             <w:rPr>
-              <w:rFonts w:cs="Gulim"/>
+              <w:rFonts w:cs="굴림"/>
               <w:b/>
               <w:bCs/>
               <w:kern w:val="36"/>
@@ -677,7 +677,7 @@
           </w:pPr>
           <w:r>
             <w:rPr>
-              <w:rFonts w:cs="Gulim"/>
+              <w:rFonts w:cs="굴림"/>
               <w:b/>
               <w:bCs/>
               <w:kern w:val="36"/>
@@ -689,7 +689,7 @@
           </w:r>
           <w:r>
             <w:rPr>
-              <w:rFonts w:cs="Gulim"/>
+              <w:rFonts w:cs="굴림"/>
               <w:b/>
               <w:bCs/>
               <w:kern w:val="36"/>
@@ -701,7 +701,7 @@
           </w:r>
           <w:r>
             <w:rPr>
-              <w:rFonts w:cs="Gulim"/>
+              <w:rFonts w:cs="굴림"/>
               <w:b/>
               <w:bCs/>
               <w:kern w:val="36"/>
@@ -1222,7 +1222,7 @@
             <w:autoSpaceDE/>
             <w:autoSpaceDN/>
             <w:rPr>
-              <w:rFonts w:eastAsiaTheme="minorHAnsi" w:cs="Gulim"/>
+              <w:rFonts w:eastAsiaTheme="minorHAnsi" w:cs="굴림"/>
               <w:b/>
               <w:bCs/>
               <w:kern w:val="36"/>
@@ -1233,7 +1233,7 @@
           </w:pPr>
           <w:r>
             <w:rPr>
-              <w:rFonts w:eastAsiaTheme="minorHAnsi" w:cs="Gulim"/>
+              <w:rFonts w:eastAsiaTheme="minorHAnsi" w:cs="굴림"/>
               <w:b/>
               <w:bCs/>
               <w:kern w:val="36"/>
@@ -1251,7 +1251,7 @@
             <w:autoSpaceDE/>
             <w:autoSpaceDN/>
             <w:rPr>
-              <w:rFonts w:eastAsiaTheme="minorHAnsi" w:cs="Gulim"/>
+              <w:rFonts w:eastAsiaTheme="minorHAnsi" w:cs="굴림"/>
               <w:b/>
               <w:bCs/>
               <w:kern w:val="36"/>
@@ -1268,7 +1268,7 @@
             <w:autoSpaceDE/>
             <w:autoSpaceDN/>
             <w:rPr>
-              <w:rFonts w:eastAsiaTheme="minorHAnsi" w:cs="Gulim"/>
+              <w:rFonts w:eastAsiaTheme="minorHAnsi" w:cs="굴림"/>
               <w:b/>
               <w:bCs/>
               <w:kern w:val="36"/>
@@ -1285,7 +1285,7 @@
             <w:autoSpaceDE/>
             <w:autoSpaceDN/>
             <w:rPr>
-              <w:rFonts w:eastAsiaTheme="minorHAnsi" w:cs="Gulim"/>
+              <w:rFonts w:eastAsiaTheme="minorHAnsi" w:cs="굴림"/>
               <w:b/>
               <w:bCs/>
               <w:kern w:val="36"/>
@@ -1302,7 +1302,7 @@
             <w:autoSpaceDE/>
             <w:autoSpaceDN/>
             <w:rPr>
-              <w:rFonts w:eastAsiaTheme="minorHAnsi" w:cs="Gulim"/>
+              <w:rFonts w:eastAsiaTheme="minorHAnsi" w:cs="굴림"/>
               <w:b/>
               <w:bCs/>
               <w:kern w:val="36"/>
@@ -1319,7 +1319,7 @@
             <w:autoSpaceDE/>
             <w:autoSpaceDN/>
             <w:rPr>
-              <w:rFonts w:eastAsiaTheme="minorHAnsi" w:cs="Gulim"/>
+              <w:rFonts w:eastAsiaTheme="minorHAnsi" w:cs="굴림"/>
               <w:b/>
               <w:bCs/>
               <w:kern w:val="36"/>
@@ -1336,7 +1336,7 @@
             <w:autoSpaceDE/>
             <w:autoSpaceDN/>
             <w:rPr>
-              <w:rFonts w:eastAsiaTheme="minorHAnsi" w:cs="Gulim"/>
+              <w:rFonts w:eastAsiaTheme="minorHAnsi" w:cs="굴림"/>
               <w:b/>
               <w:bCs/>
               <w:kern w:val="36"/>
@@ -1353,7 +1353,7 @@
             <w:autoSpaceDE/>
             <w:autoSpaceDN/>
             <w:rPr>
-              <w:rFonts w:eastAsiaTheme="minorHAnsi" w:cs="Gulim"/>
+              <w:rFonts w:eastAsiaTheme="minorHAnsi" w:cs="굴림"/>
               <w:b/>
               <w:bCs/>
               <w:kern w:val="36"/>
@@ -1370,7 +1370,7 @@
             <w:autoSpaceDE/>
             <w:autoSpaceDN/>
             <w:rPr>
-              <w:rFonts w:eastAsiaTheme="minorHAnsi" w:cs="Gulim"/>
+              <w:rFonts w:eastAsiaTheme="minorHAnsi" w:cs="굴림"/>
               <w:b/>
               <w:bCs/>
               <w:kern w:val="36"/>
@@ -1409,7 +1409,7 @@
         <w:autoSpaceDN/>
         <w:spacing w:before="100" w:beforeAutospacing="1" w:after="100" w:afterAutospacing="1" w:line="360" w:lineRule="auto"/>
         <w:rPr>
-          <w:rFonts w:eastAsiaTheme="minorHAnsi" w:cs="Gulim"/>
+          <w:rFonts w:eastAsiaTheme="minorHAnsi" w:cs="굴림"/>
           <w:kern w:val="0"/>
           <w:szCs w:val="22"/>
           <w14:ligatures w14:val="none"/>
@@ -1417,17 +1417,44 @@
       </w:pPr>
       <w:r>
         <w:rPr>
-          <w:rFonts w:eastAsiaTheme="minorHAnsi" w:cs="Gulim"/>
-          <w:kern w:val="0"/>
-          <w:szCs w:val="22"/>
-          <w14:ligatures w14:val="none"/>
-        </w:rPr>
-        <w:t xml:space="preserve">본 프로젝트는 유럽우주국(ESA)의 Gaia DR3 데이터셋을 활용하여, 항성(별)들의 물리적 특성과 이들 간의 상관관계를 분석하는 것을 목표로 한다. 특히 항성의 거리, 광도, 표면 중력, 온도 등의 특성을 기반으로, 기존 천문학 이론에서 예측 가능한 관계를 검증하는 동시에, 데이터 기반으로 예상치 못한 패턴이나 새로운 통찰을 발견하는 것을 지향한다. 데이터는 </w:t>
+          <w:rFonts w:eastAsiaTheme="minorHAnsi" w:cs="굴림"/>
+          <w:kern w:val="0"/>
+          <w:szCs w:val="22"/>
+          <w14:ligatures w14:val="none"/>
+        </w:rPr>
+        <w:t>본 프로젝트는 유럽우주국(ESA)의</w:t>
+      </w:r>
+      <w:r>
+        <w:rPr>
+          <w:rFonts w:eastAsiaTheme="minorHAnsi" w:cs="굴림"/>
+          <w:kern w:val="0"/>
+          <w:szCs w:val="22"/>
+          <w14:ligatures w14:val="none"/>
+        </w:rPr>
+        <w:t xml:space="preserve"> Gaia </w:t>
+      </w:r>
+      <w:r>
+        <w:rPr>
+          <w:rFonts w:eastAsiaTheme="minorHAnsi" w:cs="굴림" w:hint="eastAsia"/>
+          <w:kern w:val="0"/>
+          <w:szCs w:val="22"/>
+          <w14:ligatures w14:val="none"/>
+        </w:rPr>
+        <w:t>위성의 광학 관측 데이터인</w:t>
+      </w:r>
+      <w:r>
+        <w:rPr>
+          <w:rFonts w:eastAsiaTheme="minorHAnsi" w:cs="굴림"/>
+          <w:kern w:val="0"/>
+          <w:szCs w:val="22"/>
+          <w14:ligatures w14:val="none"/>
+        </w:rPr>
+        <w:t xml:space="preserve"> Gaia DR3 데이터셋을 활용하여, 항성(별)들의 물리적 특성과 이들 간의 상관관계를 분석하는 것을 목표로 한다. 특히 항성의 거리, 광도, 표면 중력, 온도 등의 특성을 기반으로, 기존 천문학 이론에서 예측 가능한 관계를 검증하는 동시에, 데이터 기반으로 예상치 못한 패턴이나 새로운 통찰을 발견하는 것을 지향한다. 데이터는 </w:t>
       </w:r>
       <w:proofErr w:type="spellStart"/>
       <w:r>
         <w:rPr>
-          <w:rFonts w:eastAsiaTheme="minorHAnsi" w:cs="Gulim"/>
+          <w:rFonts w:eastAsiaTheme="minorHAnsi" w:cs="굴림"/>
           <w:kern w:val="0"/>
           <w:szCs w:val="22"/>
           <w14:ligatures w14:val="none"/>
@@ -1437,41 +1464,17 @@
       <w:proofErr w:type="spellEnd"/>
       <w:r>
         <w:rPr>
-          <w:rFonts w:eastAsiaTheme="minorHAnsi" w:cs="Gulim"/>
-          <w:kern w:val="0"/>
-          <w:szCs w:val="22"/>
-          <w14:ligatures w14:val="none"/>
-        </w:rPr>
-        <w:t xml:space="preserve"> 측정을 통해 확보된 것으로, 위치, 운동, 광도, 물리적 특성(온도, 중력 등)을 포함한다. </w:t>
-      </w:r>
-    </w:p>
-    <w:p>
-      <w:pPr>
-        <w:widowControl/>
-        <w:wordWrap/>
-        <w:autoSpaceDE/>
-        <w:autoSpaceDN/>
-        <w:spacing w:before="100" w:beforeAutospacing="1" w:after="100" w:afterAutospacing="1" w:line="360" w:lineRule="auto"/>
-        <w:rPr>
-          <w:rFonts w:eastAsiaTheme="minorHAnsi" w:cs="Gulim"/>
-          <w:kern w:val="0"/>
-          <w:szCs w:val="22"/>
-          <w14:ligatures w14:val="none"/>
-        </w:rPr>
-      </w:pPr>
-      <w:r>
-        <w:rPr>
-          <w:rFonts w:eastAsiaTheme="minorHAnsi" w:cs="Gulim"/>
-          <w:kern w:val="0"/>
-          <w:szCs w:val="22"/>
-          <w14:ligatures w14:val="none"/>
-        </w:rPr>
-        <w:t>주요 분석 대상 변수는 거리(</w:t>
+          <w:rFonts w:eastAsiaTheme="minorHAnsi" w:cs="굴림"/>
+          <w:kern w:val="0"/>
+          <w:szCs w:val="22"/>
+          <w14:ligatures w14:val="none"/>
+        </w:rPr>
+        <w:t xml:space="preserve"> 측정을 통해 확보된 것으로, 위치, 운동, 광도, 물리적 특성(온도, 중력 등)을 포함한다. 주요 분석 대상 변수는 거리(</w:t>
       </w:r>
       <w:proofErr w:type="spellStart"/>
       <w:r>
         <w:rPr>
-          <w:rFonts w:eastAsiaTheme="minorHAnsi" w:cs="Gulim"/>
+          <w:rFonts w:eastAsiaTheme="minorHAnsi" w:cs="굴림"/>
           <w:kern w:val="0"/>
           <w:szCs w:val="22"/>
           <w14:ligatures w14:val="none"/>
@@ -1481,7 +1484,7 @@
       <w:proofErr w:type="spellEnd"/>
       <w:r>
         <w:rPr>
-          <w:rFonts w:eastAsiaTheme="minorHAnsi" w:cs="Gulim"/>
+          <w:rFonts w:eastAsiaTheme="minorHAnsi" w:cs="굴림"/>
           <w:kern w:val="0"/>
           <w:szCs w:val="22"/>
           <w14:ligatures w14:val="none"/>
@@ -1491,7 +1494,7 @@
       <w:proofErr w:type="spellStart"/>
       <w:r>
         <w:rPr>
-          <w:rFonts w:eastAsiaTheme="minorHAnsi" w:cs="Gulim"/>
+          <w:rFonts w:eastAsiaTheme="minorHAnsi" w:cs="굴림"/>
           <w:kern w:val="0"/>
           <w:szCs w:val="22"/>
           <w14:ligatures w14:val="none"/>
@@ -1501,7 +1504,7 @@
       <w:proofErr w:type="spellEnd"/>
       <w:r>
         <w:rPr>
-          <w:rFonts w:eastAsiaTheme="minorHAnsi" w:cs="Gulim" w:hint="eastAsia"/>
+          <w:rFonts w:eastAsiaTheme="minorHAnsi" w:cs="굴림" w:hint="eastAsia"/>
           <w:kern w:val="0"/>
           <w:szCs w:val="22"/>
           <w14:ligatures w14:val="none"/>
@@ -1511,7 +1514,7 @@
       <w:proofErr w:type="spellStart"/>
       <w:r>
         <w:rPr>
-          <w:rFonts w:eastAsiaTheme="minorHAnsi" w:cs="Gulim"/>
+          <w:rFonts w:eastAsiaTheme="minorHAnsi" w:cs="굴림"/>
           <w:kern w:val="0"/>
           <w:szCs w:val="22"/>
           <w14:ligatures w14:val="none"/>
@@ -1520,7 +1523,7 @@
       </w:r>
       <w:r>
         <w:rPr>
-          <w:rFonts w:eastAsiaTheme="minorHAnsi" w:cs="Gulim"/>
+          <w:rFonts w:eastAsiaTheme="minorHAnsi" w:cs="굴림"/>
           <w:kern w:val="0"/>
           <w:szCs w:val="22"/>
           <w14:ligatures w14:val="none"/>
@@ -1529,7 +1532,7 @@
       </w:r>
       <w:r>
         <w:rPr>
-          <w:rFonts w:eastAsiaTheme="minorHAnsi" w:cs="Gulim"/>
+          <w:rFonts w:eastAsiaTheme="minorHAnsi" w:cs="굴림"/>
           <w:kern w:val="0"/>
           <w:szCs w:val="22"/>
           <w14:ligatures w14:val="none"/>
@@ -1539,7 +1542,7 @@
       <w:proofErr w:type="spellEnd"/>
       <w:r>
         <w:rPr>
-          <w:rFonts w:eastAsiaTheme="minorHAnsi" w:cs="Gulim" w:hint="eastAsia"/>
+          <w:rFonts w:eastAsiaTheme="minorHAnsi" w:cs="굴림" w:hint="eastAsia"/>
           <w:kern w:val="0"/>
           <w:szCs w:val="22"/>
           <w14:ligatures w14:val="none"/>
@@ -1549,7 +1552,7 @@
       <w:proofErr w:type="spellStart"/>
       <w:r>
         <w:rPr>
-          <w:rFonts w:eastAsiaTheme="minorHAnsi" w:cs="Gulim"/>
+          <w:rFonts w:eastAsiaTheme="minorHAnsi" w:cs="굴림"/>
           <w:kern w:val="0"/>
           <w:szCs w:val="22"/>
           <w14:ligatures w14:val="none"/>
@@ -1558,7 +1561,7 @@
       </w:r>
       <w:r>
         <w:rPr>
-          <w:rFonts w:eastAsiaTheme="minorHAnsi" w:cs="Gulim"/>
+          <w:rFonts w:eastAsiaTheme="minorHAnsi" w:cs="굴림"/>
           <w:kern w:val="0"/>
           <w:szCs w:val="22"/>
           <w14:ligatures w14:val="none"/>
@@ -1567,7 +1570,7 @@
       </w:r>
       <w:r>
         <w:rPr>
-          <w:rFonts w:eastAsiaTheme="minorHAnsi" w:cs="Gulim"/>
+          <w:rFonts w:eastAsiaTheme="minorHAnsi" w:cs="굴림"/>
           <w:kern w:val="0"/>
           <w:szCs w:val="22"/>
           <w14:ligatures w14:val="none"/>
@@ -1577,7 +1580,7 @@
       <w:proofErr w:type="spellEnd"/>
       <w:r>
         <w:rPr>
-          <w:rFonts w:eastAsiaTheme="minorHAnsi" w:cs="Gulim"/>
+          <w:rFonts w:eastAsiaTheme="minorHAnsi" w:cs="굴림"/>
           <w:kern w:val="0"/>
           <w:szCs w:val="22"/>
           <w14:ligatures w14:val="none"/>
@@ -1587,7 +1590,7 @@
       <w:proofErr w:type="spellStart"/>
       <w:r>
         <w:rPr>
-          <w:rFonts w:eastAsiaTheme="minorHAnsi" w:cs="Gulim"/>
+          <w:rFonts w:eastAsiaTheme="minorHAnsi" w:cs="굴림"/>
           <w:kern w:val="0"/>
           <w:szCs w:val="22"/>
           <w14:ligatures w14:val="none"/>
@@ -1597,7 +1600,7 @@
       <w:proofErr w:type="spellEnd"/>
       <w:r>
         <w:rPr>
-          <w:rFonts w:eastAsiaTheme="minorHAnsi" w:cs="Gulim"/>
+          <w:rFonts w:eastAsiaTheme="minorHAnsi" w:cs="굴림"/>
           <w:kern w:val="0"/>
           <w:szCs w:val="22"/>
           <w14:ligatures w14:val="none"/>
@@ -1607,7 +1610,7 @@
       <w:proofErr w:type="spellStart"/>
       <w:r>
         <w:rPr>
-          <w:rFonts w:eastAsiaTheme="minorHAnsi" w:cs="Gulim"/>
+          <w:rFonts w:eastAsiaTheme="minorHAnsi" w:cs="굴림"/>
           <w:kern w:val="0"/>
           <w:szCs w:val="22"/>
           <w14:ligatures w14:val="none"/>
@@ -1617,7 +1620,7 @@
       <w:proofErr w:type="spellEnd"/>
       <w:r>
         <w:rPr>
-          <w:rFonts w:eastAsiaTheme="minorHAnsi" w:cs="Gulim"/>
+          <w:rFonts w:eastAsiaTheme="minorHAnsi" w:cs="굴림"/>
           <w:kern w:val="0"/>
           <w:szCs w:val="22"/>
           <w14:ligatures w14:val="none"/>
@@ -1629,7 +1632,6 @@
       <w:pPr>
         <w:pStyle w:val="1"/>
         <w:rPr>
-          <w:rFonts w:hint="eastAsia"/>
           <w:b/>
           <w:bCs/>
         </w:rPr>
@@ -1710,15 +1712,12 @@
         <w:autoSpaceDN/>
         <w:spacing w:before="100" w:beforeAutospacing="1" w:after="100" w:afterAutospacing="1" w:line="360" w:lineRule="auto"/>
         <w:rPr>
-          <w:rFonts w:eastAsiaTheme="minorHAnsi" w:cs="Gulim" w:hint="eastAsia"/>
-          <w:kern w:val="0"/>
-          <w:szCs w:val="22"/>
-          <w14:ligatures w14:val="none"/>
+          <w:rFonts w:asciiTheme="minorEastAsia" w:hAnsiTheme="minorEastAsia"/>
         </w:rPr>
       </w:pPr>
       <w:r>
         <w:rPr>
-          <w:rFonts w:eastAsiaTheme="minorHAnsi" w:cs="Gulim"/>
+          <w:rFonts w:asciiTheme="minorEastAsia" w:hAnsiTheme="minorEastAsia" w:cs="굴림"/>
           <w:kern w:val="0"/>
           <w:szCs w:val="22"/>
           <w14:ligatures w14:val="none"/>
@@ -1727,7 +1726,7 @@
       </w:r>
       <w:r>
         <w:rPr>
-          <w:rFonts w:eastAsiaTheme="minorHAnsi" w:cs="Gulim" w:hint="eastAsia"/>
+          <w:rFonts w:asciiTheme="minorEastAsia" w:hAnsiTheme="minorEastAsia" w:cs="굴림" w:hint="eastAsia"/>
           <w:kern w:val="0"/>
           <w:szCs w:val="22"/>
           <w14:ligatures w14:val="none"/>
@@ -1736,37 +1735,37 @@
       </w:r>
       <w:r>
         <w:rPr>
-          <w:rFonts w:eastAsiaTheme="minorHAnsi" w:cs="Gulim"/>
-          <w:kern w:val="0"/>
-          <w:szCs w:val="22"/>
-          <w14:ligatures w14:val="none"/>
-        </w:rPr>
-        <w:t xml:space="preserve">따라서 본 분석에서는 </w:t>
+          <w:rFonts w:asciiTheme="minorEastAsia" w:hAnsiTheme="minorEastAsia"/>
+        </w:rPr>
+        <w:t xml:space="preserve">이러한 특성으로 인해 본 분석에서는 관측 오차나 이상치를 별도로 처리하지 않고, </w:t>
       </w:r>
       <w:proofErr w:type="spellStart"/>
       <w:r>
         <w:rPr>
-          <w:rFonts w:eastAsiaTheme="minorHAnsi" w:cs="Gulim"/>
-          <w:kern w:val="0"/>
-          <w:szCs w:val="22"/>
-          <w14:ligatures w14:val="none"/>
-        </w:rPr>
-        <w:t>결측값만</w:t>
+          <w:rFonts w:asciiTheme="minorEastAsia" w:hAnsiTheme="minorEastAsia"/>
+        </w:rPr>
+        <w:t>결측값을</w:t>
       </w:r>
       <w:proofErr w:type="spellEnd"/>
       <w:r>
         <w:rPr>
-          <w:rFonts w:eastAsiaTheme="minorHAnsi" w:cs="Gulim"/>
-          <w:kern w:val="0"/>
-          <w:szCs w:val="22"/>
-          <w14:ligatures w14:val="none"/>
-        </w:rPr>
-        <w:t xml:space="preserve"> 제거하고 추가적인 이상치 처리는 실시하지 않았다. 분석을 위해 필요한 파생변수도 생성하였다. 상대등급(apparent magnitude) 데이터를 절대등급(absolute magnitude)</w:t>
+          <w:rFonts w:asciiTheme="minorEastAsia" w:hAnsiTheme="minorEastAsia"/>
+        </w:rPr>
+        <w:t xml:space="preserve"> 포함한 데이터만 제거한 후 분석을 진행하였다. </w:t>
+      </w:r>
+      <w:r>
+        <w:rPr>
+          <w:rFonts w:asciiTheme="minorEastAsia" w:hAnsiTheme="minorEastAsia" w:cs="굴림"/>
+          <w:kern w:val="0"/>
+          <w:szCs w:val="22"/>
+          <w14:ligatures w14:val="none"/>
+        </w:rPr>
+        <w:t>분석을 위해 필요한 파생변수도 생성하였다. 상대등급(apparent magnitude) 데이터를 절대등급(absolute magnitude)</w:t>
       </w:r>
       <w:proofErr w:type="spellStart"/>
       <w:r>
         <w:rPr>
-          <w:rFonts w:eastAsiaTheme="minorHAnsi" w:cs="Gulim"/>
+          <w:rFonts w:asciiTheme="minorEastAsia" w:hAnsiTheme="minorEastAsia" w:cs="굴림"/>
           <w:kern w:val="0"/>
           <w:szCs w:val="22"/>
           <w14:ligatures w14:val="none"/>
@@ -1776,7 +1775,7 @@
       <w:proofErr w:type="spellEnd"/>
       <w:r>
         <w:rPr>
-          <w:rFonts w:eastAsiaTheme="minorHAnsi" w:cs="Gulim"/>
+          <w:rFonts w:asciiTheme="minorEastAsia" w:hAnsiTheme="minorEastAsia" w:cs="굴림"/>
           <w:kern w:val="0"/>
           <w:szCs w:val="22"/>
           <w14:ligatures w14:val="none"/>
@@ -1786,7 +1785,7 @@
       <w:proofErr w:type="spellStart"/>
       <w:r>
         <w:rPr>
-          <w:rFonts w:eastAsiaTheme="minorHAnsi" w:cs="Gulim"/>
+          <w:rFonts w:asciiTheme="minorEastAsia" w:hAnsiTheme="minorEastAsia" w:cs="굴림"/>
           <w:kern w:val="0"/>
           <w:szCs w:val="22"/>
           <w14:ligatures w14:val="none"/>
@@ -1796,17 +1795,101 @@
       <w:proofErr w:type="spellEnd"/>
       <w:r>
         <w:rPr>
-          <w:rFonts w:eastAsiaTheme="minorHAnsi" w:cs="Gulim"/>
-          <w:kern w:val="0"/>
-          <w:szCs w:val="22"/>
-          <w14:ligatures w14:val="none"/>
-        </w:rPr>
-        <w:t xml:space="preserve"> 단위로 나타낸 값이다. 데이터 분포를 분석에 적합한 형태로 만들기 위해 Yeo-Johnson 정규화를 적용하여 데이터의 </w:t>
+          <w:rFonts w:asciiTheme="minorEastAsia" w:hAnsiTheme="minorEastAsia" w:cs="굴림"/>
+          <w:kern w:val="0"/>
+          <w:szCs w:val="22"/>
+          <w14:ligatures w14:val="none"/>
+        </w:rPr>
+        <w:t xml:space="preserve"> 단위로 나타낸 값이다. </w:t>
+      </w:r>
+      <w:r>
+        <w:rPr>
+          <w:rFonts w:asciiTheme="minorEastAsia" w:hAnsiTheme="minorEastAsia"/>
+        </w:rPr>
+        <w:t>이 변환을 통해 거리 차이를 보정하여 별 자체의 밝기를 비교 가능하게 만들었다.</w:t>
+      </w:r>
+      <w:r>
+        <w:rPr>
+          <w:rFonts w:asciiTheme="minorEastAsia" w:hAnsiTheme="minorEastAsia" w:hint="eastAsia"/>
+        </w:rPr>
+        <w:t xml:space="preserve"> </w:t>
+      </w:r>
+    </w:p>
+    <w:p>
+      <w:pPr>
+        <w:widowControl/>
+        <w:wordWrap/>
+        <w:autoSpaceDE/>
+        <w:autoSpaceDN/>
+        <w:spacing w:before="100" w:beforeAutospacing="1" w:after="100" w:afterAutospacing="1" w:line="360" w:lineRule="auto"/>
+        <w:rPr>
+          <w:rFonts w:asciiTheme="minorEastAsia" w:hAnsiTheme="minorEastAsia" w:cs="굴림"/>
+          <w:kern w:val="0"/>
+          <w:szCs w:val="22"/>
+          <w14:ligatures w14:val="none"/>
+        </w:rPr>
+      </w:pPr>
+      <w:r>
+        <w:rPr>
+          <w:rFonts w:asciiTheme="minorEastAsia" w:hAnsiTheme="minorEastAsia"/>
+        </w:rPr>
+        <w:t>1차적인 전처리를 마친 후 시각화를 통해 데이터를 분석해 보았으나, 많은 변수들의 데이터 분포가 한쪽으로 치우쳐 있는 현상이 나타나 시각적으로 해석이 어렵다는 문제가 있었다.</w:t>
+      </w:r>
+      <w:r>
+        <w:rPr>
+          <w:rFonts w:asciiTheme="minorEastAsia" w:hAnsiTheme="minorEastAsia" w:hint="eastAsia"/>
+        </w:rPr>
+        <w:t xml:space="preserve"> [</w:t>
+      </w:r>
+      <w:r>
+        <w:rPr>
+          <w:rFonts w:asciiTheme="minorEastAsia" w:hAnsiTheme="minorEastAsia"/>
+        </w:rPr>
+        <w:t>Figure 2-1</w:t>
+      </w:r>
+      <w:r>
+        <w:rPr>
+          <w:rFonts w:asciiTheme="minorEastAsia" w:hAnsiTheme="minorEastAsia" w:hint="eastAsia"/>
+        </w:rPr>
+        <w:t>]</w:t>
+      </w:r>
+      <w:r>
+        <w:rPr>
+          <w:rFonts w:asciiTheme="minorEastAsia" w:hAnsiTheme="minorEastAsia" w:hint="eastAsia"/>
+        </w:rPr>
+        <w:t xml:space="preserve"> 따라서 </w:t>
+      </w:r>
+      <w:r>
+        <w:rPr>
+          <w:rFonts w:asciiTheme="minorEastAsia" w:hAnsiTheme="minorEastAsia" w:cs="굴림"/>
+          <w:kern w:val="0"/>
+          <w:szCs w:val="22"/>
+          <w14:ligatures w14:val="none"/>
+        </w:rPr>
+        <w:t>데이터 분포를</w:t>
+      </w:r>
+      <w:r>
+        <w:rPr>
+          <w:rFonts w:asciiTheme="minorEastAsia" w:hAnsiTheme="minorEastAsia" w:cs="굴림" w:hint="eastAsia"/>
+          <w:kern w:val="0"/>
+          <w:szCs w:val="22"/>
+          <w14:ligatures w14:val="none"/>
+        </w:rPr>
+        <w:t xml:space="preserve"> 시각적</w:t>
+      </w:r>
+      <w:r>
+        <w:rPr>
+          <w:rFonts w:asciiTheme="minorEastAsia" w:hAnsiTheme="minorEastAsia" w:cs="굴림"/>
+          <w:kern w:val="0"/>
+          <w:szCs w:val="22"/>
+          <w14:ligatures w14:val="none"/>
+        </w:rPr>
+        <w:t xml:space="preserve"> 분석에 적합한 형태로 만들기 위해 Yeo-Johnson 정규화를 적용하여 데이터의 </w:t>
       </w:r>
       <w:proofErr w:type="spellStart"/>
       <w:r>
         <w:rPr>
-          <w:rFonts w:eastAsiaTheme="minorHAnsi" w:cs="Gulim"/>
+          <w:rFonts w:asciiTheme="minorEastAsia" w:hAnsiTheme="minorEastAsia" w:cs="굴림"/>
           <w:kern w:val="0"/>
           <w:szCs w:val="22"/>
           <w14:ligatures w14:val="none"/>
@@ -1816,76 +1899,303 @@
       <w:proofErr w:type="spellEnd"/>
       <w:r>
         <w:rPr>
-          <w:rFonts w:eastAsiaTheme="minorHAnsi" w:cs="Gulim"/>
-          <w:kern w:val="0"/>
-          <w:szCs w:val="22"/>
-          <w14:ligatures w14:val="none"/>
-        </w:rPr>
-        <w:t xml:space="preserve"> 개선하고, 이후 </w:t>
+          <w:rFonts w:asciiTheme="minorEastAsia" w:hAnsiTheme="minorEastAsia" w:cs="굴림"/>
+          <w:kern w:val="0"/>
+          <w:szCs w:val="22"/>
+          <w14:ligatures w14:val="none"/>
+        </w:rPr>
+        <w:t xml:space="preserve"> 개선하고</w:t>
+      </w:r>
+      <w:r>
+        <w:rPr>
+          <w:rFonts w:asciiTheme="minorEastAsia" w:hAnsiTheme="minorEastAsia" w:cs="굴림"/>
+          <w:kern w:val="0"/>
+          <w:szCs w:val="22"/>
+          <w14:ligatures w14:val="none"/>
+        </w:rPr>
+        <w:t xml:space="preserve"> </w:t>
+      </w:r>
+      <w:r>
+        <w:rPr>
+          <w:rFonts w:asciiTheme="minorEastAsia" w:hAnsiTheme="minorEastAsia" w:hint="eastAsia"/>
+        </w:rPr>
+        <w:t>[</w:t>
+      </w:r>
+      <w:r>
+        <w:rPr>
+          <w:rFonts w:asciiTheme="minorEastAsia" w:hAnsiTheme="minorEastAsia"/>
+        </w:rPr>
+        <w:t>Figure 2-</w:t>
+      </w:r>
+      <w:r>
+        <w:rPr>
+          <w:rFonts w:asciiTheme="minorEastAsia" w:hAnsiTheme="minorEastAsia"/>
+        </w:rPr>
+        <w:t>2</w:t>
+      </w:r>
+      <w:r>
+        <w:rPr>
+          <w:rFonts w:asciiTheme="minorEastAsia" w:hAnsiTheme="minorEastAsia" w:hint="eastAsia"/>
+        </w:rPr>
+        <w:t>]</w:t>
+      </w:r>
+      <w:r>
+        <w:rPr>
+          <w:rFonts w:asciiTheme="minorEastAsia" w:hAnsiTheme="minorEastAsia" w:cs="굴림"/>
+          <w:kern w:val="0"/>
+          <w:szCs w:val="22"/>
+          <w14:ligatures w14:val="none"/>
+        </w:rPr>
+        <w:t xml:space="preserve">, 이후 </w:t>
       </w:r>
       <w:proofErr w:type="spellStart"/>
       <w:r>
         <w:rPr>
-          <w:rFonts w:eastAsiaTheme="minorHAnsi" w:cs="Gulim"/>
-          <w:kern w:val="0"/>
-          <w:szCs w:val="22"/>
-          <w14:ligatures w14:val="none"/>
+          <w:rFonts w:asciiTheme="minorEastAsia" w:hAnsiTheme="minorEastAsia" w:cs="굴림"/>
+          <w:kern w:val="0"/>
+          <w:szCs w:val="22"/>
+          <w14:ligatures w14:val="none"/>
+        </w:rPr>
+        <w:lastRenderedPageBreak/>
+        <w:t>MinMaxScaler를</w:t>
+      </w:r>
+      <w:proofErr w:type="spellEnd"/>
+      <w:r>
+        <w:rPr>
+          <w:rFonts w:asciiTheme="minorEastAsia" w:hAnsiTheme="minorEastAsia" w:cs="굴림"/>
+          <w:kern w:val="0"/>
+          <w:szCs w:val="22"/>
+          <w14:ligatures w14:val="none"/>
+        </w:rPr>
+        <w:t xml:space="preserve"> 적용하여 </w:t>
+      </w:r>
+      <w:proofErr w:type="spellStart"/>
+      <w:r>
+        <w:rPr>
+          <w:rFonts w:asciiTheme="minorEastAsia" w:hAnsiTheme="minorEastAsia" w:cs="굴림"/>
+          <w:kern w:val="0"/>
+          <w:szCs w:val="22"/>
+          <w14:ligatures w14:val="none"/>
+        </w:rPr>
+        <w:t>스케일링하였다</w:t>
+      </w:r>
+      <w:proofErr w:type="spellEnd"/>
+      <w:r>
+        <w:rPr>
+          <w:rFonts w:asciiTheme="minorEastAsia" w:hAnsiTheme="minorEastAsia" w:cs="굴림"/>
+          <w:kern w:val="0"/>
+          <w:szCs w:val="22"/>
+          <w14:ligatures w14:val="none"/>
+        </w:rPr>
+        <w:t xml:space="preserve">. </w:t>
+      </w:r>
+      <w:r>
+        <w:rPr>
+          <w:rFonts w:asciiTheme="minorEastAsia" w:hAnsiTheme="minorEastAsia"/>
+        </w:rPr>
+        <w:t xml:space="preserve">원래는 Yeo-Johnson 이후 </w:t>
+      </w:r>
+      <w:proofErr w:type="spellStart"/>
+      <w:r>
+        <w:rPr>
+          <w:rStyle w:val="HTML"/>
+          <w:rFonts w:asciiTheme="minorEastAsia" w:eastAsiaTheme="minorEastAsia" w:hAnsiTheme="minorEastAsia"/>
         </w:rPr>
         <w:t>StandardScaler</w:t>
       </w:r>
+      <w:r>
+        <w:rPr>
+          <w:rFonts w:asciiTheme="minorEastAsia" w:hAnsiTheme="minorEastAsia"/>
+        </w:rPr>
+        <w:t>를</w:t>
+      </w:r>
       <w:proofErr w:type="spellEnd"/>
       <w:r>
         <w:rPr>
-          <w:rFonts w:eastAsiaTheme="minorHAnsi" w:cs="Gulim"/>
-          <w:kern w:val="0"/>
-          <w:szCs w:val="22"/>
-          <w14:ligatures w14:val="none"/>
-        </w:rPr>
-        <w:t xml:space="preserve">와 </w:t>
+          <w:rFonts w:asciiTheme="minorEastAsia" w:hAnsiTheme="minorEastAsia"/>
+        </w:rPr>
+        <w:t xml:space="preserve"> 사용하는 경우가 많지만, 본 분석에서는 Gaia DR3 데이터가 </w:t>
       </w:r>
       <w:proofErr w:type="spellStart"/>
       <w:r>
         <w:rPr>
-          <w:rFonts w:eastAsiaTheme="minorHAnsi" w:cs="Gulim"/>
-          <w:kern w:val="0"/>
-          <w:szCs w:val="22"/>
-          <w14:ligatures w14:val="none"/>
-        </w:rPr>
-        <w:t>MinMaxScaler를</w:t>
+          <w:rFonts w:asciiTheme="minorEastAsia" w:hAnsiTheme="minorEastAsia"/>
+        </w:rPr>
+        <w:t>고정밀</w:t>
       </w:r>
       <w:proofErr w:type="spellEnd"/>
       <w:r>
         <w:rPr>
-          <w:rFonts w:eastAsiaTheme="minorHAnsi" w:cs="Gulim"/>
-          <w:kern w:val="0"/>
-          <w:szCs w:val="22"/>
-          <w14:ligatures w14:val="none"/>
-        </w:rPr>
-        <w:t xml:space="preserve"> 적용하여 </w:t>
+          <w:rFonts w:asciiTheme="minorEastAsia" w:hAnsiTheme="minorEastAsia"/>
+        </w:rPr>
+        <w:t xml:space="preserve"> 관측으로 확보된 데이터이며, 관측 오차가 큰 경우는 애초에 포함되지 않기 때문에 </w:t>
+      </w:r>
+      <w:r>
+        <w:rPr>
+          <w:rStyle w:val="af"/>
+          <w:rFonts w:asciiTheme="minorEastAsia" w:hAnsiTheme="minorEastAsia"/>
+          <w:b w:val="0"/>
+          <w:bCs w:val="0"/>
+        </w:rPr>
+        <w:t>이상치가 없다는 가정</w:t>
+      </w:r>
+      <w:r>
+        <w:rPr>
+          <w:rFonts w:asciiTheme="minorEastAsia" w:hAnsiTheme="minorEastAsia"/>
+        </w:rPr>
+        <w:t xml:space="preserve">을 세웠고, 따라서 이상치에 민감한 </w:t>
       </w:r>
       <w:proofErr w:type="spellStart"/>
       <w:r>
         <w:rPr>
-          <w:rFonts w:eastAsiaTheme="minorHAnsi" w:cs="Gulim"/>
-          <w:kern w:val="0"/>
-          <w:szCs w:val="22"/>
-          <w14:ligatures w14:val="none"/>
-        </w:rPr>
-        <w:t>스케일링하였다</w:t>
+          <w:rStyle w:val="HTML"/>
+          <w:rFonts w:asciiTheme="minorEastAsia" w:eastAsiaTheme="minorEastAsia" w:hAnsiTheme="minorEastAsia"/>
+        </w:rPr>
+        <w:t>MinMaxScaler</w:t>
+      </w:r>
+      <w:r>
+        <w:rPr>
+          <w:rFonts w:asciiTheme="minorEastAsia" w:hAnsiTheme="minorEastAsia"/>
+        </w:rPr>
+        <w:t>를</w:t>
       </w:r>
       <w:proofErr w:type="spellEnd"/>
       <w:r>
         <w:rPr>
-          <w:rFonts w:eastAsiaTheme="minorHAnsi" w:cs="Gulim"/>
-          <w:kern w:val="0"/>
-          <w:szCs w:val="22"/>
-          <w14:ligatures w14:val="none"/>
-        </w:rPr>
-        <w:t>. 이 과정을 통해 분석 과정에서 변수 간 비교 및 관계 분석이 용이하도록 데이터 형태를 정비하였다.</w:t>
-      </w:r>
-      <w:r>
-        <w:rPr>
-          <w:rFonts w:eastAsiaTheme="minorHAnsi" w:cs="Gulim"/>
+          <w:rFonts w:asciiTheme="minorEastAsia" w:hAnsiTheme="minorEastAsia"/>
+        </w:rPr>
+        <w:t xml:space="preserve"> 사용하는 데 큰 문제가 없다고 판단하였다.</w:t>
+      </w:r>
+      <w:r>
+        <w:rPr>
+          <w:rFonts w:asciiTheme="minorEastAsia" w:hAnsiTheme="minorEastAsia" w:cs="굴림" w:hint="eastAsia"/>
+          <w:kern w:val="0"/>
+          <w:szCs w:val="22"/>
+          <w14:ligatures w14:val="none"/>
+        </w:rPr>
+        <w:t xml:space="preserve"> 또한 </w:t>
+      </w:r>
+      <w:proofErr w:type="spellStart"/>
+      <w:r>
+        <w:rPr>
+          <w:rFonts w:asciiTheme="minorEastAsia" w:hAnsiTheme="minorEastAsia" w:cs="굴림"/>
+          <w:kern w:val="0"/>
+          <w:szCs w:val="22"/>
+          <w14:ligatures w14:val="none"/>
+        </w:rPr>
+        <w:t>MinMaxScaler</w:t>
+      </w:r>
+      <w:proofErr w:type="spellEnd"/>
+      <w:r>
+        <w:rPr>
+          <w:rFonts w:asciiTheme="minorEastAsia" w:hAnsiTheme="minorEastAsia" w:cs="굴림"/>
+          <w:kern w:val="0"/>
+          <w:szCs w:val="22"/>
+          <w14:ligatures w14:val="none"/>
+        </w:rPr>
+        <w:t xml:space="preserve"> </w:t>
+      </w:r>
+      <w:r>
+        <w:rPr>
+          <w:rFonts w:asciiTheme="minorEastAsia" w:hAnsiTheme="minorEastAsia" w:cs="굴림" w:hint="eastAsia"/>
+          <w:kern w:val="0"/>
+          <w:szCs w:val="22"/>
+          <w14:ligatures w14:val="none"/>
+        </w:rPr>
+        <w:t xml:space="preserve">가 시각적 분석에 더 용이하다고 생각되어 </w:t>
+      </w:r>
+      <w:proofErr w:type="spellStart"/>
+      <w:r>
+        <w:rPr>
+          <w:rFonts w:asciiTheme="minorEastAsia" w:hAnsiTheme="minorEastAsia" w:cs="굴림"/>
+          <w:kern w:val="0"/>
+          <w:szCs w:val="22"/>
+          <w14:ligatures w14:val="none"/>
+        </w:rPr>
+        <w:t>StandardScaler</w:t>
+      </w:r>
+      <w:proofErr w:type="spellEnd"/>
+      <w:r>
+        <w:rPr>
+          <w:rFonts w:asciiTheme="minorEastAsia" w:hAnsiTheme="minorEastAsia" w:cs="굴림" w:hint="eastAsia"/>
+          <w:kern w:val="0"/>
+          <w:szCs w:val="22"/>
+          <w14:ligatures w14:val="none"/>
+        </w:rPr>
+        <w:t xml:space="preserve">가 아닌 </w:t>
+      </w:r>
+      <w:proofErr w:type="spellStart"/>
+      <w:r>
+        <w:rPr>
+          <w:rFonts w:asciiTheme="minorEastAsia" w:hAnsiTheme="minorEastAsia" w:cs="굴림"/>
+          <w:kern w:val="0"/>
+          <w:szCs w:val="22"/>
+          <w14:ligatures w14:val="none"/>
+        </w:rPr>
+        <w:t>MinMaxScaler</w:t>
+      </w:r>
+      <w:proofErr w:type="spellEnd"/>
+      <w:r>
+        <w:rPr>
+          <w:rFonts w:asciiTheme="minorEastAsia" w:hAnsiTheme="minorEastAsia" w:cs="굴림" w:hint="eastAsia"/>
+          <w:kern w:val="0"/>
+          <w:szCs w:val="22"/>
+          <w14:ligatures w14:val="none"/>
+        </w:rPr>
+        <w:t>로 스케일링을 적용하였다.</w:t>
+      </w:r>
+      <w:r>
+        <w:rPr>
+          <w:rFonts w:asciiTheme="minorEastAsia" w:hAnsiTheme="minorEastAsia" w:cs="굴림" w:hint="eastAsia"/>
+          <w:kern w:val="0"/>
+          <w:szCs w:val="22"/>
+          <w14:ligatures w14:val="none"/>
+        </w:rPr>
+        <w:t xml:space="preserve"> [설계문서와의 </w:t>
+      </w:r>
+      <w:proofErr w:type="spellStart"/>
+      <w:r>
+        <w:rPr>
+          <w:rFonts w:asciiTheme="minorEastAsia" w:hAnsiTheme="minorEastAsia" w:cs="굴림" w:hint="eastAsia"/>
+          <w:kern w:val="0"/>
+          <w:szCs w:val="22"/>
+          <w14:ligatures w14:val="none"/>
+        </w:rPr>
+        <w:t>변경점</w:t>
+      </w:r>
+      <w:proofErr w:type="spellEnd"/>
+      <w:r>
+        <w:rPr>
+          <w:rFonts w:asciiTheme="minorEastAsia" w:hAnsiTheme="minorEastAsia" w:cs="굴림" w:hint="eastAsia"/>
+          <w:kern w:val="0"/>
+          <w:szCs w:val="22"/>
+          <w14:ligatures w14:val="none"/>
+        </w:rPr>
+        <w:t xml:space="preserve"> : </w:t>
+      </w:r>
+      <w:proofErr w:type="spellStart"/>
+      <w:r>
+        <w:rPr>
+          <w:rFonts w:asciiTheme="minorEastAsia" w:hAnsiTheme="minorEastAsia" w:cs="굴림"/>
+          <w:kern w:val="0"/>
+          <w:szCs w:val="22"/>
+          <w14:ligatures w14:val="none"/>
+        </w:rPr>
+        <w:t>MinMaxScaler</w:t>
+      </w:r>
+      <w:proofErr w:type="spellEnd"/>
+      <w:r>
+        <w:rPr>
+          <w:rFonts w:asciiTheme="minorEastAsia" w:hAnsiTheme="minorEastAsia" w:cs="굴림" w:hint="eastAsia"/>
+          <w:kern w:val="0"/>
+          <w:szCs w:val="22"/>
+          <w14:ligatures w14:val="none"/>
+        </w:rPr>
+        <w:t>만으로 스케일링]</w:t>
+      </w:r>
+      <w:r>
+        <w:rPr>
+          <w:rFonts w:asciiTheme="minorEastAsia" w:hAnsiTheme="minorEastAsia" w:cs="굴림"/>
           <w:kern w:val="0"/>
           <w:szCs w:val="22"/>
           <w14:ligatures w14:val="none"/>
@@ -1894,7 +2204,7 @@
       </w:r>
       <w:r>
         <w:rPr>
-          <w:rFonts w:eastAsiaTheme="minorHAnsi" w:cs="Gulim" w:hint="eastAsia"/>
+          <w:rFonts w:asciiTheme="minorEastAsia" w:hAnsiTheme="minorEastAsia" w:cs="굴림" w:hint="eastAsia"/>
           <w:kern w:val="0"/>
           <w:szCs w:val="22"/>
           <w14:ligatures w14:val="none"/>
@@ -1904,7 +2214,7 @@
       <w:proofErr w:type="spellStart"/>
       <w:r>
         <w:rPr>
-          <w:rFonts w:eastAsiaTheme="minorHAnsi" w:cs="Gulim" w:hint="eastAsia"/>
+          <w:rFonts w:asciiTheme="minorEastAsia" w:hAnsiTheme="minorEastAsia" w:cs="굴림" w:hint="eastAsia"/>
           <w:kern w:val="0"/>
           <w:szCs w:val="22"/>
           <w14:ligatures w14:val="none"/>
@@ -1914,7 +2224,7 @@
       <w:proofErr w:type="spellEnd"/>
       <w:r>
         <w:rPr>
-          <w:rFonts w:eastAsiaTheme="minorHAnsi" w:cs="Gulim" w:hint="eastAsia"/>
+          <w:rFonts w:asciiTheme="minorEastAsia" w:hAnsiTheme="minorEastAsia" w:cs="굴림" w:hint="eastAsia"/>
           <w:kern w:val="0"/>
           <w:szCs w:val="22"/>
           <w14:ligatures w14:val="none"/>
@@ -1924,7 +2234,7 @@
       <w:proofErr w:type="spellStart"/>
       <w:r>
         <w:rPr>
-          <w:rFonts w:eastAsiaTheme="minorHAnsi" w:cs="Gulim" w:hint="eastAsia"/>
+          <w:rFonts w:asciiTheme="minorEastAsia" w:hAnsiTheme="minorEastAsia" w:cs="굴림" w:hint="eastAsia"/>
           <w:kern w:val="0"/>
           <w:szCs w:val="22"/>
           <w14:ligatures w14:val="none"/>
@@ -1934,7 +2244,7 @@
       <w:proofErr w:type="spellEnd"/>
       <w:r>
         <w:rPr>
-          <w:rFonts w:eastAsiaTheme="minorHAnsi" w:cs="Gulim" w:hint="eastAsia"/>
+          <w:rFonts w:asciiTheme="minorEastAsia" w:hAnsiTheme="minorEastAsia" w:cs="굴림" w:hint="eastAsia"/>
           <w:kern w:val="0"/>
           <w:szCs w:val="22"/>
           <w14:ligatures w14:val="none"/>
@@ -1943,7 +2253,7 @@
       </w:r>
       <w:r>
         <w:rPr>
-          <w:rFonts w:eastAsiaTheme="minorHAnsi" w:cs="Gulim"/>
+          <w:rFonts w:asciiTheme="minorEastAsia" w:hAnsiTheme="minorEastAsia" w:cs="굴림"/>
           <w:kern w:val="0"/>
           <w:szCs w:val="22"/>
           <w14:ligatures w14:val="none"/>
@@ -1952,7 +2262,7 @@
       </w:r>
       <w:r>
         <w:rPr>
-          <w:rFonts w:eastAsiaTheme="minorHAnsi" w:cs="Gulim" w:hint="eastAsia"/>
+          <w:rFonts w:asciiTheme="minorEastAsia" w:hAnsiTheme="minorEastAsia" w:cs="굴림" w:hint="eastAsia"/>
           <w:kern w:val="0"/>
           <w:szCs w:val="22"/>
           <w14:ligatures w14:val="none"/>
@@ -1962,7 +2272,7 @@
       <w:proofErr w:type="spellStart"/>
       <w:r>
         <w:rPr>
-          <w:rFonts w:eastAsiaTheme="minorHAnsi" w:cs="Gulim" w:hint="eastAsia"/>
+          <w:rFonts w:asciiTheme="minorEastAsia" w:hAnsiTheme="minorEastAsia" w:cs="굴림" w:hint="eastAsia"/>
           <w:kern w:val="0"/>
           <w:szCs w:val="22"/>
           <w14:ligatures w14:val="none"/>
@@ -1972,22 +2282,12 @@
       <w:proofErr w:type="spellEnd"/>
       <w:r>
         <w:rPr>
-          <w:rFonts w:eastAsiaTheme="minorHAnsi" w:cs="Gulim" w:hint="eastAsia"/>
-          <w:kern w:val="0"/>
-          <w:szCs w:val="22"/>
-          <w14:ligatures w14:val="none"/>
-        </w:rPr>
-        <w:t xml:space="preserve"> </w:t>
-      </w:r>
-      <w:r>
-        <w:rPr>
-          <w:rFonts w:eastAsiaTheme="minorHAnsi" w:cs="Gulim" w:hint="eastAsia"/>
-          <w:kern w:val="0"/>
-          <w:szCs w:val="22"/>
-          <w14:ligatures w14:val="none"/>
-        </w:rPr>
-        <w:lastRenderedPageBreak/>
-        <w:t>해당되는 데이터라는 것을 확인하였다. 이를 통해 해당 데이터가 주계열성과 준거성이 포함된 데이터라는 것을 알 수 있었고 이를 참고하여 분석을 진행하였다.</w:t>
+          <w:rFonts w:asciiTheme="minorEastAsia" w:hAnsiTheme="minorEastAsia" w:cs="굴림" w:hint="eastAsia"/>
+          <w:kern w:val="0"/>
+          <w:szCs w:val="22"/>
+          <w14:ligatures w14:val="none"/>
+        </w:rPr>
+        <w:t xml:space="preserve"> 해당되는 데이터라는 것을 확인하였다. 이를 통해 해당 데이터가 주계열성과 준거성이 포함된 데이터라는 것을 알 수 있었고 이를 참고하여 분석을 진행하였다.</w:t>
       </w:r>
     </w:p>
     <w:p>
@@ -2024,7 +2324,7 @@
         <w:autoSpaceDN/>
         <w:spacing w:before="100" w:beforeAutospacing="1" w:after="100" w:afterAutospacing="1" w:line="360" w:lineRule="auto"/>
         <w:rPr>
-          <w:rFonts w:eastAsiaTheme="minorHAnsi" w:cs="Gulim"/>
+          <w:rFonts w:eastAsiaTheme="minorHAnsi" w:cs="굴림"/>
           <w:kern w:val="0"/>
           <w:szCs w:val="22"/>
           <w14:ligatures w14:val="none"/>
@@ -2032,7 +2332,7 @@
       </w:pPr>
       <w:r>
         <w:rPr>
-          <w:rFonts w:eastAsiaTheme="minorHAnsi" w:cs="Gulim"/>
+          <w:rFonts w:eastAsiaTheme="minorHAnsi" w:cs="굴림"/>
           <w:kern w:val="0"/>
           <w:szCs w:val="22"/>
           <w14:ligatures w14:val="none"/>
@@ -2042,7 +2342,7 @@
       <w:proofErr w:type="spellStart"/>
       <w:r>
         <w:rPr>
-          <w:rFonts w:eastAsiaTheme="minorHAnsi" w:cs="Gulim"/>
+          <w:rFonts w:eastAsiaTheme="minorHAnsi" w:cs="굴림"/>
           <w:kern w:val="0"/>
           <w:szCs w:val="22"/>
           <w14:ligatures w14:val="none"/>
@@ -2052,7 +2352,7 @@
       <w:proofErr w:type="spellEnd"/>
       <w:r>
         <w:rPr>
-          <w:rFonts w:eastAsiaTheme="minorHAnsi" w:cs="Gulim"/>
+          <w:rFonts w:eastAsiaTheme="minorHAnsi" w:cs="굴림"/>
           <w:kern w:val="0"/>
           <w:szCs w:val="22"/>
           <w14:ligatures w14:val="none"/>
@@ -2064,7 +2364,6 @@
       <w:pPr>
         <w:pStyle w:val="2"/>
         <w:rPr>
-          <w:rFonts w:hint="eastAsia"/>
           <w:b/>
           <w:bCs/>
         </w:rPr>
@@ -2095,7 +2394,7 @@
         <w:autoSpaceDN/>
         <w:spacing w:before="100" w:beforeAutospacing="1" w:after="100" w:afterAutospacing="1" w:line="360" w:lineRule="auto"/>
         <w:rPr>
-          <w:rFonts w:eastAsiaTheme="minorHAnsi" w:cs="Gulim"/>
+          <w:rFonts w:eastAsiaTheme="minorHAnsi" w:cs="굴림" w:hint="eastAsia"/>
           <w:kern w:val="0"/>
           <w:szCs w:val="22"/>
           <w14:ligatures w14:val="none"/>
@@ -2103,7 +2402,7 @@
       </w:pPr>
       <w:r>
         <w:rPr>
-          <w:rFonts w:eastAsiaTheme="minorHAnsi" w:cs="Gulim"/>
+          <w:rFonts w:eastAsiaTheme="minorHAnsi" w:cs="굴림"/>
           <w:kern w:val="0"/>
           <w:szCs w:val="22"/>
           <w14:ligatures w14:val="none"/>
@@ -2112,7 +2411,7 @@
       </w:r>
       <w:r>
         <w:rPr>
-          <w:rFonts w:eastAsiaTheme="minorHAnsi" w:cs="Gulim" w:hint="eastAsia"/>
+          <w:rFonts w:eastAsiaTheme="minorHAnsi" w:cs="굴림" w:hint="eastAsia"/>
           <w:kern w:val="0"/>
           <w:szCs w:val="22"/>
           <w14:ligatures w14:val="none"/>
@@ -2121,7 +2420,7 @@
       </w:r>
       <w:r>
         <w:rPr>
-          <w:rFonts w:eastAsiaTheme="minorHAnsi" w:cs="Gulim"/>
+          <w:rFonts w:eastAsiaTheme="minorHAnsi" w:cs="굴림"/>
           <w:kern w:val="0"/>
           <w:szCs w:val="22"/>
           <w14:ligatures w14:val="none"/>
@@ -2130,7 +2429,7 @@
       </w:r>
       <w:r>
         <w:rPr>
-          <w:rFonts w:eastAsiaTheme="minorHAnsi" w:cs="Gulim" w:hint="eastAsia"/>
+          <w:rFonts w:eastAsiaTheme="minorHAnsi" w:cs="굴림" w:hint="eastAsia"/>
           <w:kern w:val="0"/>
           <w:szCs w:val="22"/>
           <w14:ligatures w14:val="none"/>
@@ -2139,7 +2438,7 @@
       </w:r>
       <w:r>
         <w:rPr>
-          <w:rFonts w:eastAsiaTheme="minorHAnsi" w:cs="Gulim"/>
+          <w:rFonts w:eastAsiaTheme="minorHAnsi" w:cs="굴림"/>
           <w:kern w:val="0"/>
           <w:szCs w:val="22"/>
           <w14:ligatures w14:val="none"/>
@@ -2148,7 +2447,7 @@
       </w:r>
       <w:r>
         <w:rPr>
-          <w:rFonts w:eastAsiaTheme="minorHAnsi" w:cs="Gulim" w:hint="eastAsia"/>
+          <w:rFonts w:eastAsiaTheme="minorHAnsi" w:cs="굴림" w:hint="eastAsia"/>
           <w:kern w:val="0"/>
           <w:szCs w:val="22"/>
           <w14:ligatures w14:val="none"/>
@@ -2157,7 +2456,7 @@
       </w:r>
       <w:r>
         <w:rPr>
-          <w:rFonts w:eastAsiaTheme="minorHAnsi" w:cs="Gulim"/>
+          <w:rFonts w:eastAsiaTheme="minorHAnsi" w:cs="굴림"/>
           <w:kern w:val="0"/>
           <w:szCs w:val="22"/>
           <w14:ligatures w14:val="none"/>
@@ -2166,7 +2465,7 @@
       </w:r>
       <w:r>
         <w:rPr>
-          <w:rFonts w:eastAsiaTheme="minorHAnsi" w:cs="Gulim" w:hint="eastAsia"/>
+          <w:rFonts w:eastAsiaTheme="minorHAnsi" w:cs="굴림" w:hint="eastAsia"/>
           <w:kern w:val="0"/>
           <w:szCs w:val="22"/>
           <w14:ligatures w14:val="none"/>
@@ -2175,7 +2474,7 @@
       </w:r>
       <w:r>
         <w:rPr>
-          <w:rFonts w:eastAsiaTheme="minorHAnsi" w:cs="Gulim"/>
+          <w:rFonts w:eastAsiaTheme="minorHAnsi" w:cs="굴림"/>
           <w:kern w:val="0"/>
           <w:szCs w:val="22"/>
           <w14:ligatures w14:val="none"/>
@@ -2184,7 +2483,7 @@
       </w:r>
       <w:r>
         <w:rPr>
-          <w:rFonts w:eastAsiaTheme="minorHAnsi" w:cs="Gulim" w:hint="eastAsia"/>
+          <w:rFonts w:eastAsiaTheme="minorHAnsi" w:cs="굴림" w:hint="eastAsia"/>
           <w:kern w:val="0"/>
           <w:szCs w:val="22"/>
           <w14:ligatures w14:val="none"/>
@@ -2193,7 +2492,7 @@
       </w:r>
       <w:r>
         <w:rPr>
-          <w:rFonts w:eastAsiaTheme="minorHAnsi" w:cs="Gulim"/>
+          <w:rFonts w:eastAsiaTheme="minorHAnsi" w:cs="굴림"/>
           <w:kern w:val="0"/>
           <w:szCs w:val="22"/>
           <w14:ligatures w14:val="none"/>
@@ -2202,7 +2501,7 @@
       </w:r>
       <w:r>
         <w:rPr>
-          <w:rFonts w:eastAsiaTheme="minorHAnsi" w:cs="Gulim" w:hint="eastAsia"/>
+          <w:rFonts w:eastAsiaTheme="minorHAnsi" w:cs="굴림" w:hint="eastAsia"/>
           <w:kern w:val="0"/>
           <w:szCs w:val="22"/>
           <w14:ligatures w14:val="none"/>
@@ -2211,7 +2510,7 @@
       </w:r>
       <w:r>
         <w:rPr>
-          <w:rFonts w:eastAsiaTheme="minorHAnsi" w:cs="Gulim"/>
+          <w:rFonts w:eastAsiaTheme="minorHAnsi" w:cs="굴림"/>
           <w:kern w:val="0"/>
           <w:szCs w:val="22"/>
           <w14:ligatures w14:val="none"/>
@@ -2220,7 +2519,7 @@
       </w:r>
       <w:r>
         <w:rPr>
-          <w:rFonts w:eastAsiaTheme="minorHAnsi" w:cs="Gulim" w:hint="eastAsia"/>
+          <w:rFonts w:eastAsiaTheme="minorHAnsi" w:cs="굴림" w:hint="eastAsia"/>
           <w:kern w:val="0"/>
           <w:szCs w:val="22"/>
           <w14:ligatures w14:val="none"/>
@@ -2229,16 +2528,26 @@
       </w:r>
       <w:r>
         <w:rPr>
-          <w:rFonts w:eastAsiaTheme="minorHAnsi" w:cs="Gulim"/>
-          <w:kern w:val="0"/>
-          <w:szCs w:val="22"/>
-          <w14:ligatures w14:val="none"/>
-        </w:rPr>
-        <w:t xml:space="preserve"> HR 다이어그램(Hertzsprung-Russell Diagram)에서 기대할 수 있는 분포와 유사하였다. 즉, 온도가 높은 별일수록 광도가 높은 경향을 보였지만, 별의 종류에 따라 관계가 다르게 나타나는 부분도 관찰되었다. 셋째,</w:t>
-      </w:r>
-      <w:r>
-        <w:rPr>
-          <w:rFonts w:eastAsiaTheme="minorHAnsi" w:cs="Gulim" w:hint="eastAsia"/>
+          <w:rFonts w:eastAsiaTheme="minorHAnsi" w:cs="굴림"/>
+          <w:kern w:val="0"/>
+          <w:szCs w:val="22"/>
+          <w14:ligatures w14:val="none"/>
+        </w:rPr>
+        <w:t xml:space="preserve"> HR 다이어그램(Hertzsprung-Russell Diagram)에서 기대할 수 있는 분포와 유사하였다. 즉, </w:t>
+      </w:r>
+      <w:r>
+        <w:rPr>
+          <w:rFonts w:eastAsiaTheme="minorHAnsi" w:cs="굴림"/>
+          <w:kern w:val="0"/>
+          <w:szCs w:val="22"/>
+          <w14:ligatures w14:val="none"/>
+        </w:rPr>
+        <w:lastRenderedPageBreak/>
+        <w:t>온도가 높은 별일수록 광도가 높은 경향을 보였지만, 별의 종류에 따라 관계가 다르게 나타나는 부분도 관찰되었다. 셋째,</w:t>
+      </w:r>
+      <w:r>
+        <w:rPr>
+          <w:rFonts w:eastAsiaTheme="minorHAnsi" w:cs="굴림" w:hint="eastAsia"/>
           <w:kern w:val="0"/>
           <w:szCs w:val="22"/>
           <w14:ligatures w14:val="none"/>
@@ -2247,7 +2556,7 @@
       </w:r>
       <w:r>
         <w:rPr>
-          <w:rFonts w:eastAsiaTheme="minorHAnsi" w:cs="Gulim"/>
+          <w:rFonts w:eastAsiaTheme="minorHAnsi" w:cs="굴림"/>
           <w:kern w:val="0"/>
           <w:szCs w:val="22"/>
           <w14:ligatures w14:val="none"/>
@@ -2256,7 +2565,7 @@
       </w:r>
       <w:r>
         <w:rPr>
-          <w:rFonts w:eastAsiaTheme="minorHAnsi" w:cs="Gulim" w:hint="eastAsia"/>
+          <w:rFonts w:eastAsiaTheme="minorHAnsi" w:cs="굴림" w:hint="eastAsia"/>
           <w:kern w:val="0"/>
           <w:szCs w:val="22"/>
           <w14:ligatures w14:val="none"/>
@@ -2265,7 +2574,7 @@
       </w:r>
       <w:r>
         <w:rPr>
-          <w:rFonts w:eastAsiaTheme="minorHAnsi" w:cs="Gulim"/>
+          <w:rFonts w:eastAsiaTheme="minorHAnsi" w:cs="굴림"/>
           <w:kern w:val="0"/>
           <w:szCs w:val="22"/>
           <w14:ligatures w14:val="none"/>
@@ -2274,7 +2583,7 @@
       </w:r>
       <w:r>
         <w:rPr>
-          <w:rFonts w:eastAsiaTheme="minorHAnsi" w:cs="Gulim" w:hint="eastAsia"/>
+          <w:rFonts w:eastAsiaTheme="minorHAnsi" w:cs="굴림" w:hint="eastAsia"/>
           <w:kern w:val="0"/>
           <w:szCs w:val="22"/>
           <w14:ligatures w14:val="none"/>
@@ -2283,7 +2592,7 @@
       </w:r>
       <w:r>
         <w:rPr>
-          <w:rFonts w:eastAsiaTheme="minorHAnsi" w:cs="Gulim"/>
+          <w:rFonts w:eastAsiaTheme="minorHAnsi" w:cs="굴림"/>
           <w:kern w:val="0"/>
           <w:szCs w:val="22"/>
           <w14:ligatures w14:val="none"/>
@@ -2292,7 +2601,7 @@
       </w:r>
       <w:r>
         <w:rPr>
-          <w:rFonts w:eastAsiaTheme="minorHAnsi" w:cs="Gulim" w:hint="eastAsia"/>
+          <w:rFonts w:eastAsiaTheme="minorHAnsi" w:cs="굴림" w:hint="eastAsia"/>
           <w:kern w:val="0"/>
           <w:szCs w:val="22"/>
           <w14:ligatures w14:val="none"/>
@@ -2301,7 +2610,7 @@
       </w:r>
       <w:r>
         <w:rPr>
-          <w:rFonts w:eastAsiaTheme="minorHAnsi" w:cs="Gulim"/>
+          <w:rFonts w:eastAsiaTheme="minorHAnsi" w:cs="굴림"/>
           <w:kern w:val="0"/>
           <w:szCs w:val="22"/>
           <w14:ligatures w14:val="none"/>
@@ -2310,7 +2619,7 @@
       </w:r>
       <w:r>
         <w:rPr>
-          <w:rFonts w:eastAsiaTheme="minorHAnsi" w:cs="Gulim" w:hint="eastAsia"/>
+          <w:rFonts w:eastAsiaTheme="minorHAnsi" w:cs="굴림" w:hint="eastAsia"/>
           <w:kern w:val="0"/>
           <w:szCs w:val="22"/>
           <w14:ligatures w14:val="none"/>
@@ -2319,7 +2628,7 @@
       </w:r>
       <w:r>
         <w:rPr>
-          <w:rFonts w:eastAsiaTheme="minorHAnsi" w:cs="Gulim"/>
+          <w:rFonts w:eastAsiaTheme="minorHAnsi" w:cs="굴림"/>
           <w:kern w:val="0"/>
           <w:szCs w:val="22"/>
           <w14:ligatures w14:val="none"/>
@@ -2328,7 +2637,7 @@
       </w:r>
       <w:r>
         <w:rPr>
-          <w:rFonts w:eastAsiaTheme="minorHAnsi" w:cs="Gulim" w:hint="eastAsia"/>
+          <w:rFonts w:eastAsiaTheme="minorHAnsi" w:cs="굴림" w:hint="eastAsia"/>
           <w:kern w:val="0"/>
           <w:szCs w:val="22"/>
           <w14:ligatures w14:val="none"/>
@@ -2337,22 +2646,12 @@
       </w:r>
       <w:r>
         <w:rPr>
-          <w:rFonts w:eastAsiaTheme="minorHAnsi" w:cs="Gulim"/>
-          <w:kern w:val="0"/>
-          <w:szCs w:val="22"/>
-          <w14:ligatures w14:val="none"/>
-        </w:rPr>
-        <w:t xml:space="preserve"> 광도와 표면중력 사이에는 광도가 높을수록(절대등급이 낮을수록) 표면중력이 작아지는 경향이 </w:t>
-      </w:r>
-      <w:r>
-        <w:rPr>
-          <w:rFonts w:eastAsiaTheme="minorHAnsi" w:cs="Gulim"/>
-          <w:kern w:val="0"/>
-          <w:szCs w:val="22"/>
-          <w14:ligatures w14:val="none"/>
-        </w:rPr>
-        <w:lastRenderedPageBreak/>
-        <w:t>있었다. 이는 밝은 별일수록 크기가 크고, 이로 인해 표면중력이 상대적으로 낮아지는 항성 물리학적 특성과 일치하였다.</w:t>
+          <w:rFonts w:eastAsiaTheme="minorHAnsi" w:cs="굴림"/>
+          <w:kern w:val="0"/>
+          <w:szCs w:val="22"/>
+          <w14:ligatures w14:val="none"/>
+        </w:rPr>
+        <w:t xml:space="preserve"> 광도와 표면중력 사이에는 광도가 높을수록(절대등급이 낮을수록) 표면중력이 작아지는 경향이 있었다. 이는 밝은 별일수록 크기가 크고, 이로 인해 표면중력이 상대적으로 낮아지는 항성 물리학적 특성과 일치하였다.</w:t>
       </w:r>
     </w:p>
     <w:p>
@@ -2363,7 +2662,7 @@
         <w:autoSpaceDN/>
         <w:spacing w:before="100" w:beforeAutospacing="1" w:after="100" w:afterAutospacing="1" w:line="360" w:lineRule="auto"/>
         <w:rPr>
-          <w:rFonts w:eastAsiaTheme="minorHAnsi" w:cs="Gulim"/>
+          <w:rFonts w:eastAsiaTheme="minorHAnsi" w:cs="굴림"/>
           <w:kern w:val="0"/>
           <w:szCs w:val="22"/>
           <w14:ligatures w14:val="none"/>
@@ -2371,7 +2670,7 @@
       </w:pPr>
       <w:r>
         <w:rPr>
-          <w:rFonts w:eastAsiaTheme="minorHAnsi" w:cs="Gulim"/>
+          <w:rFonts w:eastAsiaTheme="minorHAnsi" w:cs="굴림"/>
           <w:kern w:val="0"/>
           <w:szCs w:val="22"/>
           <w14:ligatures w14:val="none"/>
@@ -2380,7 +2679,7 @@
       </w:r>
       <w:r>
         <w:rPr>
-          <w:rFonts w:eastAsiaTheme="minorHAnsi" w:cs="Gulim" w:hint="eastAsia"/>
+          <w:rFonts w:eastAsiaTheme="minorHAnsi" w:cs="굴림" w:hint="eastAsia"/>
           <w:kern w:val="0"/>
           <w:szCs w:val="22"/>
           <w14:ligatures w14:val="none"/>
@@ -2389,7 +2688,7 @@
       </w:r>
       <w:r>
         <w:rPr>
-          <w:rFonts w:eastAsiaTheme="minorHAnsi" w:cs="Gulim"/>
+          <w:rFonts w:eastAsiaTheme="minorHAnsi" w:cs="굴림"/>
           <w:kern w:val="0"/>
           <w:szCs w:val="22"/>
           <w14:ligatures w14:val="none"/>
@@ -2398,7 +2697,7 @@
       </w:r>
       <w:r>
         <w:rPr>
-          <w:rFonts w:eastAsiaTheme="minorHAnsi" w:cs="Gulim" w:hint="eastAsia"/>
+          <w:rFonts w:eastAsiaTheme="minorHAnsi" w:cs="굴림" w:hint="eastAsia"/>
           <w:kern w:val="0"/>
           <w:szCs w:val="22"/>
           <w14:ligatures w14:val="none"/>
@@ -2407,7 +2706,7 @@
       </w:r>
       <w:r>
         <w:rPr>
-          <w:rFonts w:eastAsiaTheme="minorHAnsi" w:cs="Gulim"/>
+          <w:rFonts w:eastAsiaTheme="minorHAnsi" w:cs="굴림"/>
           <w:kern w:val="0"/>
           <w:szCs w:val="22"/>
           <w14:ligatures w14:val="none"/>
@@ -2416,7 +2715,7 @@
       </w:r>
       <w:r>
         <w:rPr>
-          <w:rFonts w:eastAsiaTheme="minorHAnsi" w:cs="Gulim" w:hint="eastAsia"/>
+          <w:rFonts w:eastAsiaTheme="minorHAnsi" w:cs="굴림" w:hint="eastAsia"/>
           <w:kern w:val="0"/>
           <w:szCs w:val="22"/>
           <w14:ligatures w14:val="none"/>
@@ -2425,7 +2724,7 @@
       </w:r>
       <w:r>
         <w:rPr>
-          <w:rFonts w:eastAsiaTheme="minorHAnsi" w:cs="Gulim"/>
+          <w:rFonts w:eastAsiaTheme="minorHAnsi" w:cs="굴림"/>
           <w:kern w:val="0"/>
           <w:szCs w:val="22"/>
           <w14:ligatures w14:val="none"/>
@@ -2434,7 +2733,7 @@
       </w:r>
       <w:r>
         <w:rPr>
-          <w:rFonts w:eastAsiaTheme="minorHAnsi" w:cs="Gulim" w:hint="eastAsia"/>
+          <w:rFonts w:eastAsiaTheme="minorHAnsi" w:cs="굴림" w:hint="eastAsia"/>
           <w:kern w:val="0"/>
           <w:szCs w:val="22"/>
           <w14:ligatures w14:val="none"/>
@@ -2443,7 +2742,7 @@
       </w:r>
       <w:r>
         <w:rPr>
-          <w:rFonts w:eastAsiaTheme="minorHAnsi" w:cs="Gulim"/>
+          <w:rFonts w:eastAsiaTheme="minorHAnsi" w:cs="굴림"/>
           <w:kern w:val="0"/>
           <w:szCs w:val="22"/>
           <w14:ligatures w14:val="none"/>
@@ -2452,7 +2751,7 @@
       </w:r>
       <w:r>
         <w:rPr>
-          <w:rFonts w:eastAsiaTheme="minorHAnsi" w:cs="Gulim" w:hint="eastAsia"/>
+          <w:rFonts w:eastAsiaTheme="minorHAnsi" w:cs="굴림" w:hint="eastAsia"/>
           <w:kern w:val="0"/>
           <w:szCs w:val="22"/>
           <w14:ligatures w14:val="none"/>
@@ -2461,7 +2760,7 @@
       </w:r>
       <w:r>
         <w:rPr>
-          <w:rFonts w:eastAsiaTheme="minorHAnsi" w:cs="Gulim"/>
+          <w:rFonts w:eastAsiaTheme="minorHAnsi" w:cs="굴림"/>
           <w:kern w:val="0"/>
           <w:szCs w:val="22"/>
           <w14:ligatures w14:val="none"/>
@@ -2470,7 +2769,7 @@
       </w:r>
       <w:r>
         <w:rPr>
-          <w:rFonts w:eastAsiaTheme="minorHAnsi" w:cs="Gulim" w:hint="eastAsia"/>
+          <w:rFonts w:eastAsiaTheme="minorHAnsi" w:cs="굴림" w:hint="eastAsia"/>
           <w:kern w:val="0"/>
           <w:szCs w:val="22"/>
           <w14:ligatures w14:val="none"/>
@@ -2479,7 +2778,7 @@
       </w:r>
       <w:r>
         <w:rPr>
-          <w:rFonts w:eastAsiaTheme="minorHAnsi" w:cs="Gulim"/>
+          <w:rFonts w:eastAsiaTheme="minorHAnsi" w:cs="굴림"/>
           <w:kern w:val="0"/>
           <w:szCs w:val="22"/>
           <w14:ligatures w14:val="none"/>
@@ -2488,7 +2787,7 @@
       </w:r>
       <w:r>
         <w:rPr>
-          <w:rFonts w:eastAsiaTheme="minorHAnsi" w:cs="Gulim" w:hint="eastAsia"/>
+          <w:rFonts w:eastAsiaTheme="minorHAnsi" w:cs="굴림" w:hint="eastAsia"/>
           <w:kern w:val="0"/>
           <w:szCs w:val="22"/>
           <w14:ligatures w14:val="none"/>
@@ -2497,7 +2796,7 @@
       </w:r>
       <w:r>
         <w:rPr>
-          <w:rFonts w:eastAsiaTheme="minorHAnsi" w:cs="Gulim"/>
+          <w:rFonts w:eastAsiaTheme="minorHAnsi" w:cs="굴림"/>
           <w:kern w:val="0"/>
           <w:szCs w:val="22"/>
           <w14:ligatures w14:val="none"/>
@@ -2520,6 +2819,7 @@
           <w:b/>
           <w:bCs/>
         </w:rPr>
+        <w:lastRenderedPageBreak/>
         <w:t>2-4</w:t>
       </w:r>
       <w:r>
@@ -2539,7 +2839,7 @@
         <w:autoSpaceDN/>
         <w:spacing w:before="100" w:beforeAutospacing="1" w:after="100" w:afterAutospacing="1" w:line="360" w:lineRule="auto"/>
         <w:rPr>
-          <w:rFonts w:eastAsiaTheme="minorHAnsi" w:cs="Gulim"/>
+          <w:rFonts w:eastAsiaTheme="minorHAnsi" w:cs="굴림"/>
           <w:kern w:val="0"/>
           <w:szCs w:val="22"/>
           <w14:ligatures w14:val="none"/>
@@ -2547,7 +2847,7 @@
       </w:pPr>
       <w:r>
         <w:rPr>
-          <w:rFonts w:eastAsiaTheme="minorHAnsi" w:cs="Gulim"/>
+          <w:rFonts w:eastAsiaTheme="minorHAnsi" w:cs="굴림"/>
           <w:kern w:val="0"/>
           <w:szCs w:val="22"/>
           <w14:ligatures w14:val="none"/>
@@ -2557,7 +2857,7 @@
       <w:proofErr w:type="spellStart"/>
       <w:r>
         <w:rPr>
-          <w:rFonts w:eastAsiaTheme="minorHAnsi" w:cs="Gulim"/>
+          <w:rFonts w:eastAsiaTheme="minorHAnsi" w:cs="굴림"/>
           <w:kern w:val="0"/>
           <w:szCs w:val="22"/>
           <w14:ligatures w14:val="none"/>
@@ -2567,7 +2867,7 @@
       <w:proofErr w:type="spellEnd"/>
       <w:r>
         <w:rPr>
-          <w:rFonts w:eastAsiaTheme="minorHAnsi" w:cs="Gulim"/>
+          <w:rFonts w:eastAsiaTheme="minorHAnsi" w:cs="굴림"/>
           <w:kern w:val="0"/>
           <w:szCs w:val="22"/>
           <w14:ligatures w14:val="none"/>
@@ -2577,7 +2877,7 @@
       <w:proofErr w:type="spellStart"/>
       <w:r>
         <w:rPr>
-          <w:rFonts w:eastAsiaTheme="minorHAnsi" w:cs="Gulim"/>
+          <w:rFonts w:eastAsiaTheme="minorHAnsi" w:cs="굴림"/>
           <w:kern w:val="0"/>
           <w:szCs w:val="22"/>
           <w14:ligatures w14:val="none"/>
@@ -2587,7 +2887,7 @@
       <w:proofErr w:type="spellEnd"/>
       <w:r>
         <w:rPr>
-          <w:rFonts w:eastAsiaTheme="minorHAnsi" w:cs="Gulim"/>
+          <w:rFonts w:eastAsiaTheme="minorHAnsi" w:cs="굴림"/>
           <w:kern w:val="0"/>
           <w:szCs w:val="22"/>
           <w14:ligatures w14:val="none"/>
@@ -2597,7 +2897,7 @@
       <w:proofErr w:type="spellStart"/>
       <w:r>
         <w:rPr>
-          <w:rFonts w:eastAsiaTheme="minorHAnsi" w:cs="Gulim"/>
+          <w:rFonts w:eastAsiaTheme="minorHAnsi" w:cs="굴림"/>
           <w:kern w:val="0"/>
           <w:szCs w:val="22"/>
           <w14:ligatures w14:val="none"/>
@@ -2607,7 +2907,7 @@
       <w:proofErr w:type="spellEnd"/>
       <w:r>
         <w:rPr>
-          <w:rFonts w:eastAsiaTheme="minorHAnsi" w:cs="Gulim"/>
+          <w:rFonts w:eastAsiaTheme="minorHAnsi" w:cs="굴림"/>
           <w:kern w:val="0"/>
           <w:szCs w:val="22"/>
           <w14:ligatures w14:val="none"/>
@@ -2617,7 +2917,7 @@
       <w:proofErr w:type="spellStart"/>
       <w:r>
         <w:rPr>
-          <w:rFonts w:eastAsiaTheme="minorHAnsi" w:cs="Gulim"/>
+          <w:rFonts w:eastAsiaTheme="minorHAnsi" w:cs="굴림"/>
           <w:kern w:val="0"/>
           <w:szCs w:val="22"/>
           <w14:ligatures w14:val="none"/>
@@ -2627,7 +2927,7 @@
       <w:proofErr w:type="spellEnd"/>
       <w:r>
         <w:rPr>
-          <w:rFonts w:eastAsiaTheme="minorHAnsi" w:cs="Gulim"/>
+          <w:rFonts w:eastAsiaTheme="minorHAnsi" w:cs="굴림"/>
           <w:kern w:val="0"/>
           <w:szCs w:val="22"/>
           <w14:ligatures w14:val="none"/>
@@ -2650,7 +2950,6 @@
           <w:b/>
           <w:bCs/>
         </w:rPr>
-        <w:lastRenderedPageBreak/>
         <w:t>3</w:t>
       </w:r>
       <w:r>
@@ -2670,7 +2969,7 @@
         <w:autoSpaceDN/>
         <w:spacing w:before="100" w:beforeAutospacing="1" w:after="100" w:afterAutospacing="1" w:line="360" w:lineRule="auto"/>
         <w:rPr>
-          <w:rFonts w:eastAsiaTheme="minorHAnsi" w:cs="Gulim"/>
+          <w:rFonts w:eastAsiaTheme="minorHAnsi" w:cs="굴림"/>
           <w:kern w:val="0"/>
           <w:szCs w:val="22"/>
           <w14:ligatures w14:val="none"/>
@@ -2678,7 +2977,7 @@
       </w:pPr>
       <w:r>
         <w:rPr>
-          <w:rFonts w:eastAsiaTheme="minorHAnsi" w:cs="Gulim"/>
+          <w:rFonts w:eastAsiaTheme="minorHAnsi" w:cs="굴림"/>
           <w:kern w:val="0"/>
           <w:szCs w:val="22"/>
           <w14:ligatures w14:val="none"/>
@@ -2688,7 +2987,7 @@
       <w:proofErr w:type="spellStart"/>
       <w:r>
         <w:rPr>
-          <w:rFonts w:eastAsiaTheme="minorHAnsi" w:cs="Gulim" w:hint="eastAsia"/>
+          <w:rFonts w:eastAsiaTheme="minorHAnsi" w:cs="굴림" w:hint="eastAsia"/>
           <w:kern w:val="0"/>
           <w:szCs w:val="22"/>
           <w14:ligatures w14:val="none"/>
@@ -2698,7 +2997,7 @@
       <w:proofErr w:type="spellEnd"/>
       <w:r>
         <w:rPr>
-          <w:rFonts w:eastAsiaTheme="minorHAnsi" w:cs="Gulim" w:hint="eastAsia"/>
+          <w:rFonts w:eastAsiaTheme="minorHAnsi" w:cs="굴림" w:hint="eastAsia"/>
           <w:kern w:val="0"/>
           <w:szCs w:val="22"/>
           <w14:ligatures w14:val="none"/>
@@ -2707,7 +3006,7 @@
       </w:r>
       <w:r>
         <w:rPr>
-          <w:rFonts w:eastAsiaTheme="minorHAnsi" w:cs="Gulim"/>
+          <w:rFonts w:eastAsiaTheme="minorHAnsi" w:cs="굴림"/>
           <w:kern w:val="0"/>
           <w:szCs w:val="22"/>
           <w14:ligatures w14:val="none"/>
@@ -2718,9 +3017,6 @@
     <w:p>
       <w:pPr>
         <w:spacing w:line="360" w:lineRule="auto"/>
-        <w:rPr>
-          <w:rFonts w:hint="eastAsia"/>
-        </w:rPr>
       </w:pPr>
       <w:r>
         <w:t>Figures</w:t>
@@ -2734,7 +3030,7 @@
         </w:rPr>
         <w:lastRenderedPageBreak/>
         <w:drawing>
-          <wp:inline distT="0" distB="0" distL="0" distR="0">
+          <wp:inline distT="0" distB="0" distL="0" distR="0" wp14:anchorId="785999DD" wp14:editId="2070AB8C">
             <wp:extent cx="5731510" cy="6824345"/>
             <wp:effectExtent l="0" t="0" r="0" b="0"/>
             <wp:docPr id="1726993779" name="그림 1" descr="스크린샷, 텍스트, 멀티미디어 소프트웨어, 천문학이(가) 표시된 사진&#10;&#10;AI가 생성한 콘텐츠는 부정확할 수 있습니다."/>
@@ -2777,8 +3073,6 @@
       </w:r>
       <w:r>
         <w:br/>
-      </w:r>
-      <w:r>
         <w:t>Figure</w:t>
       </w:r>
       <w:r>
@@ -2865,20 +3159,26 @@
         </w:rPr>
         <w:t xml:space="preserve"> 범위(노란색 범위) </w:t>
       </w:r>
-      <w:r>
-        <w:br/>
-      </w:r>
-      <w:r>
-        <w:rPr>
-          <w:rFonts w:hint="eastAsia"/>
+    </w:p>
+    <w:p>
+      <w:pPr>
+        <w:spacing w:line="360" w:lineRule="auto"/>
+      </w:pPr>
+    </w:p>
+    <w:p>
+      <w:pPr>
+        <w:spacing w:line="360" w:lineRule="auto"/>
+      </w:pPr>
+      <w:r>
+        <w:rPr>
           <w:noProof/>
         </w:rPr>
         <w:lastRenderedPageBreak/>
         <w:drawing>
-          <wp:inline distT="0" distB="0" distL="0" distR="0">
+          <wp:inline distT="0" distB="0" distL="0" distR="0" wp14:anchorId="399C65F1" wp14:editId="3C044B74">
             <wp:extent cx="5731510" cy="4776470"/>
             <wp:effectExtent l="0" t="0" r="0" b="0"/>
-            <wp:docPr id="449408409" name="그림 2" descr="도표, 그래프, 라인이(가) 표시된 사진&#10;&#10;AI가 생성한 콘텐츠는 부정확할 수 있습니다."/>
+            <wp:docPr id="1376832969" name="그림 4" descr="도표, 그래프, 라인이(가) 표시된 사진&#10;&#10;AI 생성 콘텐츠는 정확하지 않을 수 있습니다."/>
             <wp:cNvGraphicFramePr>
               <a:graphicFrameLocks xmlns:a="http://schemas.openxmlformats.org/drawingml/2006/main" noChangeAspect="1"/>
             </wp:cNvGraphicFramePr>
@@ -2886,7 +3186,7 @@
               <a:graphicData uri="http://schemas.openxmlformats.org/drawingml/2006/picture">
                 <pic:pic xmlns:pic="http://schemas.openxmlformats.org/drawingml/2006/picture">
                   <pic:nvPicPr>
-                    <pic:cNvPr id="449408409" name="그림 2" descr="도표, 그래프, 라인이(가) 표시된 사진&#10;&#10;AI가 생성한 콘텐츠는 부정확할 수 있습니다."/>
+                    <pic:cNvPr id="1376832969" name="그림 4" descr="도표, 그래프, 라인이(가) 표시된 사진&#10;&#10;AI 생성 콘텐츠는 정확하지 않을 수 있습니다."/>
                     <pic:cNvPicPr/>
                   </pic:nvPicPr>
                   <pic:blipFill>
@@ -2916,9 +3216,22 @@
           </wp:inline>
         </w:drawing>
       </w:r>
-      <w:r>
-        <w:br/>
-        <w:t>Figure 2.</w:t>
+    </w:p>
+    <w:p>
+      <w:pPr>
+        <w:spacing w:line="360" w:lineRule="auto"/>
+      </w:pPr>
+      <w:r>
+        <w:t>Figure 2</w:t>
+      </w:r>
+      <w:r>
+        <w:rPr>
+          <w:rFonts w:hint="eastAsia"/>
+        </w:rPr>
+        <w:t>-1</w:t>
+      </w:r>
+      <w:r>
+        <w:t>.</w:t>
       </w:r>
       <w:r>
         <w:rPr>
@@ -2931,17 +3244,15 @@
           <w:rFonts w:hint="eastAsia"/>
           <w:u w:val="single"/>
         </w:rPr>
-        <w:t xml:space="preserve">분석에 사용된 </w:t>
-      </w:r>
-      <w:proofErr w:type="spellStart"/>
+        <w:t>분석에 사용된 전처리</w:t>
+      </w:r>
       <w:r>
         <w:rPr>
           <w:rFonts w:hint="eastAsia"/>
           <w:u w:val="single"/>
         </w:rPr>
-        <w:t>전처리된</w:t>
-      </w:r>
-      <w:proofErr w:type="spellEnd"/>
+        <w:t>전</w:t>
+      </w:r>
       <w:r>
         <w:rPr>
           <w:rFonts w:hint="eastAsia"/>
@@ -2971,9 +3282,6 @@
         <w:t xml:space="preserve"> 데이터의 분포</w:t>
       </w:r>
       <w:r>
-        <w:rPr>
-          <w:u w:val="single"/>
-        </w:rPr>
         <w:br/>
       </w:r>
       <w:r>
@@ -2983,7 +3291,128 @@
         </w:rPr>
         <w:lastRenderedPageBreak/>
         <w:drawing>
-          <wp:inline distT="0" distB="0" distL="0" distR="0">
+          <wp:inline distT="0" distB="0" distL="0" distR="0" wp14:anchorId="1D71ED42" wp14:editId="36A7B6D2">
+            <wp:extent cx="5731510" cy="4776470"/>
+            <wp:effectExtent l="0" t="0" r="0" b="0"/>
+            <wp:docPr id="449408409" name="그림 2" descr="도표, 그래프, 라인이(가) 표시된 사진&#10;&#10;AI가 생성한 콘텐츠는 부정확할 수 있습니다."/>
+            <wp:cNvGraphicFramePr>
+              <a:graphicFrameLocks xmlns:a="http://schemas.openxmlformats.org/drawingml/2006/main" noChangeAspect="1"/>
+            </wp:cNvGraphicFramePr>
+            <a:graphic xmlns:a="http://schemas.openxmlformats.org/drawingml/2006/main">
+              <a:graphicData uri="http://schemas.openxmlformats.org/drawingml/2006/picture">
+                <pic:pic xmlns:pic="http://schemas.openxmlformats.org/drawingml/2006/picture">
+                  <pic:nvPicPr>
+                    <pic:cNvPr id="449408409" name="그림 2" descr="도표, 그래프, 라인이(가) 표시된 사진&#10;&#10;AI가 생성한 콘텐츠는 부정확할 수 있습니다."/>
+                    <pic:cNvPicPr/>
+                  </pic:nvPicPr>
+                  <pic:blipFill>
+                    <a:blip r:embed="rId10">
+                      <a:extLst>
+                        <a:ext uri="{28A0092B-C50C-407E-A947-70E740481C1C}">
+                          <a14:useLocalDpi xmlns:a14="http://schemas.microsoft.com/office/drawing/2010/main" val="0"/>
+                        </a:ext>
+                      </a:extLst>
+                    </a:blip>
+                    <a:stretch>
+                      <a:fillRect/>
+                    </a:stretch>
+                  </pic:blipFill>
+                  <pic:spPr>
+                    <a:xfrm>
+                      <a:off x="0" y="0"/>
+                      <a:ext cx="5731510" cy="4776470"/>
+                    </a:xfrm>
+                    <a:prstGeom prst="rect">
+                      <a:avLst/>
+                    </a:prstGeom>
+                  </pic:spPr>
+                </pic:pic>
+              </a:graphicData>
+            </a:graphic>
+          </wp:inline>
+        </w:drawing>
+      </w:r>
+      <w:r>
+        <w:br/>
+        <w:t>Figure 2</w:t>
+      </w:r>
+      <w:r>
+        <w:rPr>
+          <w:rFonts w:hint="eastAsia"/>
+        </w:rPr>
+        <w:t>-2</w:t>
+      </w:r>
+      <w:r>
+        <w:t>.</w:t>
+      </w:r>
+      <w:r>
+        <w:rPr>
+          <w:rFonts w:hint="eastAsia"/>
+        </w:rPr>
+        <w:t xml:space="preserve"> </w:t>
+      </w:r>
+      <w:r>
+        <w:rPr>
+          <w:rFonts w:hint="eastAsia"/>
+          <w:u w:val="single"/>
+        </w:rPr>
+        <w:t xml:space="preserve">분석에 사용된 </w:t>
+      </w:r>
+      <w:r>
+        <w:rPr>
+          <w:u w:val="single"/>
+        </w:rPr>
+        <w:t>Yeo-Johnson</w:t>
+      </w:r>
+      <w:r>
+        <w:rPr>
+          <w:rFonts w:hint="eastAsia"/>
+          <w:u w:val="single"/>
+        </w:rPr>
+        <w:t xml:space="preserve"> 변환 후</w:t>
+      </w:r>
+      <w:r>
+        <w:rPr>
+          <w:rFonts w:hint="eastAsia"/>
+          <w:u w:val="single"/>
+        </w:rPr>
+        <w:t xml:space="preserve"> </w:t>
+      </w:r>
+      <w:proofErr w:type="spellStart"/>
+      <w:r>
+        <w:rPr>
+          <w:u w:val="single"/>
+        </w:rPr>
+        <w:t>gaia</w:t>
+      </w:r>
+      <w:proofErr w:type="spellEnd"/>
+      <w:r>
+        <w:rPr>
+          <w:u w:val="single"/>
+        </w:rPr>
+        <w:t xml:space="preserve"> dr3</w:t>
+      </w:r>
+      <w:r>
+        <w:rPr>
+          <w:rFonts w:hint="eastAsia"/>
+          <w:u w:val="single"/>
+        </w:rPr>
+        <w:t xml:space="preserve"> 데이터의 분포</w:t>
+      </w:r>
+      <w:r>
+        <w:rPr>
+          <w:u w:val="single"/>
+        </w:rPr>
+        <w:br/>
+      </w:r>
+      <w:r>
+        <w:rPr>
+          <w:rFonts w:hint="eastAsia"/>
+          <w:noProof/>
+        </w:rPr>
+        <w:lastRenderedPageBreak/>
+        <w:drawing>
+          <wp:inline distT="0" distB="0" distL="0" distR="0" wp14:anchorId="5B1D78D2" wp14:editId="14B0E4A9">
             <wp:extent cx="5731510" cy="5731510"/>
             <wp:effectExtent l="0" t="0" r="0" b="0"/>
             <wp:docPr id="1109550115" name="그림 3" descr="텍스트, 패턴, 라인, 직사각형이(가) 표시된 사진&#10;&#10;AI가 생성한 콘텐츠는 부정확할 수 있습니다."/>
@@ -2998,7 +3427,7 @@
                     <pic:cNvPicPr/>
                   </pic:nvPicPr>
                   <pic:blipFill>
-                    <a:blip r:embed="rId10" cstate="print">
+                    <a:blip r:embed="rId11" cstate="print">
                       <a:extLst>
                         <a:ext uri="{28A0092B-C50C-407E-A947-70E740481C1C}">
                           <a14:useLocalDpi xmlns:a14="http://schemas.microsoft.com/office/drawing/2010/main" val="0"/>
@@ -3095,8 +3524,8 @@
       </w:r>
     </w:p>
     <w:sectPr>
-      <w:footerReference w:type="even" r:id="rId11"/>
-      <w:footerReference w:type="default" r:id="rId12"/>
+      <w:footerReference w:type="even" r:id="rId12"/>
+      <w:footerReference w:type="default" r:id="rId13"/>
       <w:pgSz w:w="11906" w:h="16838"/>
       <w:pgMar w:top="1701" w:right="1440" w:bottom="1440" w:left="1440" w:header="851" w:footer="992" w:gutter="0"/>
       <w:pgNumType w:start="0"/>
@@ -4464,6 +4893,30 @@
       <w:shd w:val="clear" w:color="auto" w:fill="E1DFDD"/>
     </w:rPr>
   </w:style>
+  <w:style w:type="character" w:styleId="HTML">
+    <w:name w:val="HTML Code"/>
+    <w:basedOn w:val="a0"/>
+    <w:uiPriority w:val="99"/>
+    <w:semiHidden/>
+    <w:unhideWhenUsed/>
+    <w:rsid w:val="00797C83"/>
+    <w:rPr>
+      <w:rFonts w:ascii="굴림체" w:eastAsia="굴림체" w:hAnsi="굴림체" w:cs="굴림체"/>
+      <w:sz w:val="24"/>
+      <w:szCs w:val="24"/>
+    </w:rPr>
+  </w:style>
+  <w:style w:type="character" w:styleId="af">
+    <w:name w:val="Strong"/>
+    <w:basedOn w:val="a0"/>
+    <w:uiPriority w:val="22"/>
+    <w:qFormat/>
+    <w:rsid w:val="00797C83"/>
+    <w:rPr>
+      <w:b/>
+      <w:bCs/>
+    </w:rPr>
+  </w:style>
 </w:styles>
 </file>
 
